--- a/data/outputs/v2/Essential_Mathematics/SS2.7_Volume_and_Capacity/Essential_Mathematics_Volume_and_Capacity_FinalExplanation.docx
+++ b/data/outputs/v2/Essential_Mathematics/SS2.7_Volume_and_Capacity/Essential_Mathematics_Volume_and_Capacity_FinalExplanation.docx
@@ -38,6 +38,177 @@
           <w:szCs w:val="22"/>
         </w:rPr>
         <w:t xml:space="preserve">Student Assessment Document</w:t>
+      </w:r>
+    </w:p>
+    <w:p>
+      <w:pPr>
+        <w:spacing w:after="80" w:before="120"/>
+      </w:pPr>
+      <w:r>
+        <w:rPr>
+          <w:rFonts w:ascii="Arial" w:cs="Arial" w:eastAsia="Arial" w:hAnsi="Arial"/>
+          <w:b/>
+          <w:bCs/>
+          <w:color w:val="1F3864"/>
+          <w:sz w:val="20"/>
+          <w:szCs w:val="20"/>
+        </w:rPr>
+        <w:t xml:space="preserve">ATTRIBUTION AND LICENSING</w:t>
+      </w:r>
+    </w:p>
+    <w:p>
+      <w:pPr>
+        <w:spacing w:after="60" w:before="0"/>
+      </w:pPr>
+      <w:r>
+        <w:rPr>
+          <w:rFonts w:ascii="Arial" w:cs="Arial" w:eastAsia="Arial" w:hAnsi="Arial"/>
+          <w:b/>
+          <w:bCs/>
+          <w:sz w:val="17"/>
+          <w:szCs w:val="17"/>
+        </w:rPr>
+        <w:t xml:space="preserve">Curriculum Alignment: </w:t>
+      </w:r>
+      <w:r>
+        <w:rPr>
+          <w:rFonts w:ascii="Arial" w:cs="Arial" w:eastAsia="Arial" w:hAnsi="Arial"/>
+          <w:sz w:val="17"/>
+          <w:szCs w:val="17"/>
+        </w:rPr>
+        <w:t xml:space="preserve">Structured in pedagogical alignment with the competence-based curriculum format and learning outcomes established by the Kenya Institute of Curriculum Development (KICD). This material is independently developed and is not officially endorsed or published by KICD.</w:t>
+      </w:r>
+    </w:p>
+    <w:p>
+      <w:pPr>
+        <w:spacing w:after="60" w:before="0"/>
+      </w:pPr>
+      <w:r>
+        <w:rPr>
+          <w:rFonts w:ascii="Arial" w:cs="Arial" w:eastAsia="Arial" w:hAnsi="Arial"/>
+          <w:b/>
+          <w:bCs/>
+          <w:sz w:val="17"/>
+          <w:szCs w:val="17"/>
+        </w:rPr>
+        <w:t xml:space="preserve">Content &amp; Pedagogy: </w:t>
+      </w:r>
+      <w:r>
+        <w:rPr>
+          <w:rFonts w:ascii="Arial" w:cs="Arial" w:eastAsia="Arial" w:hAnsi="Arial"/>
+          <w:sz w:val="17"/>
+          <w:szCs w:val="17"/>
+        </w:rPr>
+        <w:t xml:space="preserve">Developed and adapted by the educator team at SeaVuria (registered 501(c)(3) in the United States and registered NGO in Kenya, No. 872-850A-BF11), who designed the pedagogical framework, lesson templates and exemplar lessons on which this material is based.</w:t>
+      </w:r>
+    </w:p>
+    <w:p>
+      <w:pPr>
+        <w:spacing w:after="60" w:before="0"/>
+      </w:pPr>
+      <w:r>
+        <w:rPr>
+          <w:rFonts w:ascii="Arial" w:cs="Arial" w:eastAsia="Arial" w:hAnsi="Arial"/>
+          <w:b/>
+          <w:bCs/>
+          <w:sz w:val="17"/>
+          <w:szCs w:val="17"/>
+        </w:rPr>
+        <w:t xml:space="preserve">Production &amp; Layout: </w:t>
+      </w:r>
+      <w:r>
+        <w:rPr>
+          <w:rFonts w:ascii="Arial" w:cs="Arial" w:eastAsia="Arial" w:hAnsi="Arial"/>
+          <w:sz w:val="17"/>
+          <w:szCs w:val="17"/>
+        </w:rPr>
+        <w:t xml:space="preserve">Educational design and curriculum sequencing by SeaVuria. Technical layout, structural formatting, and digital optimization/implementation executed in partnership with ARES Education (registered 501(c)(3) in the United States and Canada (as Afretech Aid) and registered NGO in Kenya), with lesson drafting and compilation assisted by AI (Claude, Anthropic).</w:t>
+      </w:r>
+    </w:p>
+    <w:p>
+      <w:pPr>
+        <w:pBdr>
+          <w:bottom w:val="single" w:color="1F3864" w:sz="6" w:space="6"/>
+        </w:pBdr>
+        <w:spacing w:after="60" w:before="0"/>
+      </w:pPr>
+      <w:r>
+        <w:rPr>
+          <w:rFonts w:ascii="Arial" w:cs="Arial" w:eastAsia="Arial" w:hAnsi="Arial"/>
+          <w:b/>
+          <w:bCs/>
+          <w:sz w:val="17"/>
+          <w:szCs w:val="17"/>
+        </w:rPr>
+        <w:t xml:space="preserve">Licensing &amp; Copyright: </w:t>
+      </w:r>
+      <w:r>
+        <w:rPr>
+          <w:rFonts w:ascii="Arial" w:cs="Arial" w:eastAsia="Arial" w:hAnsi="Arial"/>
+          <w:sz w:val="17"/>
+          <w:szCs w:val="17"/>
+        </w:rPr>
+        <w:t xml:space="preserve">© 2026 SeaVuria and ARES. This work is licensed under a </w:t>
+      </w:r>
+      <w:hyperlink w:history="1" r:id="rIdd0wrgmgihzzbmpusxwria">
+        <w:r>
+          <w:rPr>
+            <w:rFonts w:ascii="Arial" w:cs="Arial" w:eastAsia="Arial" w:hAnsi="Arial"/>
+            <w:color w:val="1F6B75"/>
+            <w:sz w:val="17"/>
+            <w:szCs w:val="17"/>
+            <w:u w:val="single" w:color="1F6B75"/>
+          </w:rPr>
+          <w:t xml:space="preserve">Creative Commons Attribution-NonCommercial 4.0 International License</w:t>
+        </w:r>
+      </w:hyperlink>
+      <w:r>
+        <w:rPr>
+          <w:rFonts w:ascii="Arial" w:cs="Arial" w:eastAsia="Arial" w:hAnsi="Arial"/>
+          <w:sz w:val="17"/>
+          <w:szCs w:val="17"/>
+        </w:rPr>
+        <w:t xml:space="preserve"> (</w:t>
+      </w:r>
+      <w:hyperlink w:history="1" r:id="rIdor51i1djp-mviibs66cq1">
+        <w:r>
+          <w:rPr>
+            <w:rFonts w:ascii="Arial" w:cs="Arial" w:eastAsia="Arial" w:hAnsi="Arial"/>
+            <w:color w:val="1F6B75"/>
+            <w:sz w:val="17"/>
+            <w:szCs w:val="17"/>
+            <w:u w:val="single" w:color="1F6B75"/>
+          </w:rPr>
+          <w:t xml:space="preserve">CC BY-NC 4.0</w:t>
+        </w:r>
+      </w:hyperlink>
+      <w:r>
+        <w:rPr>
+          <w:rFonts w:ascii="Arial" w:cs="Arial" w:eastAsia="Arial" w:hAnsi="Arial"/>
+          <w:sz w:val="17"/>
+          <w:szCs w:val="17"/>
+        </w:rPr>
+        <w:t xml:space="preserve">). To view a copy of this license, visit </w:t>
+      </w:r>
+      <w:hyperlink w:history="1" r:id="rIdrqapyvntcd9iqbrv3j9e1">
+        <w:r>
+          <w:rPr>
+            <w:rFonts w:ascii="Arial" w:cs="Arial" w:eastAsia="Arial" w:hAnsi="Arial"/>
+            <w:color w:val="1F6B75"/>
+            <w:sz w:val="17"/>
+            <w:szCs w:val="17"/>
+            <w:u w:val="single" w:color="1F6B75"/>
+          </w:rPr>
+          <w:t xml:space="preserve">https://creativecommons.org/licenses/by-nc/4.0/</w:t>
+        </w:r>
+      </w:hyperlink>
+      <w:r>
+        <w:rPr>
+          <w:rFonts w:ascii="Arial" w:cs="Arial" w:eastAsia="Arial" w:hAnsi="Arial"/>
+          <w:sz w:val="17"/>
+          <w:szCs w:val="17"/>
+        </w:rPr>
+        <w:t xml:space="preserve">. You are free to copy, redistribute, and adapt this material in any medium or format, provided appropriate credit is given and the material is not used for commercial purposes. KICD learning outcomes and curriculum designations reproduced here for alignment purposes remain the property of KICD and are not covered by this license. Linked external resources (e.g. CK-12, Khan Academy, PhET) are subject to their own licenses.</w:t>
       </w:r>
     </w:p>
     <w:p>

--- a/data/outputs/v2/Essential_Mathematics/SS2.7_Volume_and_Capacity/Essential_Mathematics_Volume_and_Capacity_FinalExplanation.docx
+++ b/data/outputs/v2/Essential_Mathematics/SS2.7_Volume_and_Capacity/Essential_Mathematics_Volume_and_Capacity_FinalExplanation.docx
@@ -95,7 +95,7 @@
                 <w:sz w:val="22"/>
                 <w:szCs w:val="22"/>
               </w:rPr>
-              <w:t xml:space="preserve">FINAL EXPLANATION: ESSENTIAL MATHEMATICS – GRADE 10 | SUB-STRAND 2.7: VOLUME AND CAPACITY</w:t>
+              <w:t xml:space="preserve">FINAL EXPLANATION: ESSENTIAL MATHEMATICS GRADE 10: SUB-STRAND 2.7 VOLUME AND CAPACITY — FINAL EXPLANATION</w:t>
             </w:r>
           </w:p>
         </w:tc>
@@ -422,197 +422,7 @@
                 <w:sz w:val="18"/>
                 <w:szCs w:val="18"/>
               </w:rPr>
-              <w:t xml:space="preserve">This is your Final Explanation task. You have spent the last 8 lessons investigating why the tea farmers' containers in Kericho — a cylindrical drum, a conical sisal cover, and a frustum-shaped metal bucket — look nearly the same size but hold such dramatically different amounts of water. Now it is your turn to bring all of your learning together into one well-reasoned, mathematically precise explanation.</w:t>
-            </w:r>
-          </w:p>
-          <w:p>
-            <w:pPr>
-              <w:spacing w:after="40" w:before="0"/>
-              <w:jc w:val="left"/>
-            </w:pPr>
-            <w:r>
-              <w:rPr>
-                <w:rFonts w:ascii="Arial" w:cs="Arial" w:eastAsia="Arial" w:hAnsi="Arial"/>
-                <w:b w:val="false"/>
-                <w:bCs w:val="false"/>
-                <w:i w:val="false"/>
-                <w:iCs w:val="false"/>
-                <w:color w:val="000000"/>
-                <w:sz w:val="18"/>
-                <w:szCs w:val="18"/>
-              </w:rPr>
-              <w:t xml:space="preserve"/>
-            </w:r>
-          </w:p>
-          <w:p>
-            <w:pPr>
-              <w:spacing w:after="40" w:before="0"/>
-              <w:jc w:val="left"/>
-            </w:pPr>
-            <w:r>
-              <w:rPr>
-                <w:rFonts w:ascii="Arial" w:cs="Arial" w:eastAsia="Arial" w:hAnsi="Arial"/>
-                <w:b w:val="false"/>
-                <w:bCs w:val="false"/>
-                <w:i w:val="false"/>
-                <w:iCs w:val="false"/>
-                <w:color w:val="000000"/>
-                <w:sz w:val="18"/>
-                <w:szCs w:val="18"/>
-              </w:rPr>
-              <w:t xml:space="preserve">Read the driving question carefully before you begin:</w:t>
-            </w:r>
-          </w:p>
-          <w:p>
-            <w:pPr>
-              <w:spacing w:after="40" w:before="0"/>
-              <w:jc w:val="left"/>
-            </w:pPr>
-            <w:r>
-              <w:rPr>
-                <w:rFonts w:ascii="Arial" w:cs="Arial" w:eastAsia="Arial" w:hAnsi="Arial"/>
-                <w:b w:val="false"/>
-                <w:bCs w:val="false"/>
-                <w:i w:val="false"/>
-                <w:iCs w:val="false"/>
-                <w:color w:val="000000"/>
-                <w:sz w:val="18"/>
-                <w:szCs w:val="18"/>
-              </w:rPr>
-              <w:t xml:space="preserve">"Why do the tea farmers' containers — a cone, a cylinder and a bucket — look nearly the same size but hold such different amounts of water, and how can we use mathematics to design a frustum-shaped container that holds exactly the capacity we need?"</w:t>
-            </w:r>
-          </w:p>
-          <w:p>
-            <w:pPr>
-              <w:spacing w:after="40" w:before="0"/>
-              <w:jc w:val="left"/>
-            </w:pPr>
-            <w:r>
-              <w:rPr>
-                <w:rFonts w:ascii="Arial" w:cs="Arial" w:eastAsia="Arial" w:hAnsi="Arial"/>
-                <w:b w:val="false"/>
-                <w:bCs w:val="false"/>
-                <w:i w:val="false"/>
-                <w:iCs w:val="false"/>
-                <w:color w:val="000000"/>
-                <w:sz w:val="18"/>
-                <w:szCs w:val="18"/>
-              </w:rPr>
-              <w:t xml:space="preserve"/>
-            </w:r>
-          </w:p>
-          <w:p>
-            <w:pPr>
-              <w:spacing w:after="40" w:before="0"/>
-              <w:jc w:val="left"/>
-            </w:pPr>
-            <w:r>
-              <w:rPr>
-                <w:rFonts w:ascii="Arial" w:cs="Arial" w:eastAsia="Arial" w:hAnsi="Arial"/>
-                <w:b w:val="false"/>
-                <w:bCs w:val="false"/>
-                <w:i w:val="false"/>
-                <w:iCs w:val="false"/>
-                <w:color w:val="000000"/>
-                <w:sz w:val="18"/>
-                <w:szCs w:val="18"/>
-              </w:rPr>
-              <w:t xml:space="preserve">Your final explanation must do three things:</w:t>
-            </w:r>
-          </w:p>
-          <w:p>
-            <w:pPr>
-              <w:spacing w:after="40" w:before="0"/>
-              <w:jc w:val="left"/>
-            </w:pPr>
-            <w:r>
-              <w:rPr>
-                <w:rFonts w:ascii="Arial" w:cs="Arial" w:eastAsia="Arial" w:hAnsi="Arial"/>
-                <w:b w:val="false"/>
-                <w:bCs w:val="false"/>
-                <w:i w:val="false"/>
-                <w:iCs w:val="false"/>
-                <w:color w:val="000000"/>
-                <w:sz w:val="18"/>
-                <w:szCs w:val="18"/>
-              </w:rPr>
-              <w:t xml:space="preserve">1. Use correct mathematical vocabulary and formulas to explain the volume relationships between a cylinder, a cone, a pyramid, and a frustum.</w:t>
-            </w:r>
-          </w:p>
-          <w:p>
-            <w:pPr>
-              <w:spacing w:after="40" w:before="0"/>
-              <w:jc w:val="left"/>
-            </w:pPr>
-            <w:r>
-              <w:rPr>
-                <w:rFonts w:ascii="Arial" w:cs="Arial" w:eastAsia="Arial" w:hAnsi="Arial"/>
-                <w:b w:val="false"/>
-                <w:bCs w:val="false"/>
-                <w:i w:val="false"/>
-                <w:iCs w:val="false"/>
-                <w:color w:val="000000"/>
-                <w:sz w:val="18"/>
-                <w:szCs w:val="18"/>
-              </w:rPr>
-              <w:t xml:space="preserve">2. Connect every formula back to the Kericho tea farmers' phenomenon — do not explain in the abstract only.</w:t>
-            </w:r>
-          </w:p>
-          <w:p>
-            <w:pPr>
-              <w:spacing w:after="40" w:before="0"/>
-              <w:jc w:val="left"/>
-            </w:pPr>
-            <w:r>
-              <w:rPr>
-                <w:rFonts w:ascii="Arial" w:cs="Arial" w:eastAsia="Arial" w:hAnsi="Arial"/>
-                <w:b w:val="false"/>
-                <w:bCs w:val="false"/>
-                <w:i w:val="false"/>
-                <w:iCs w:val="false"/>
-                <w:color w:val="000000"/>
-                <w:sz w:val="18"/>
-                <w:szCs w:val="18"/>
-              </w:rPr>
-              <w:t xml:space="preserve">3. Show a complete, worked design calculation for a frustum-shaped container that meets a specific capacity target.</w:t>
-            </w:r>
-          </w:p>
-          <w:p>
-            <w:pPr>
-              <w:spacing w:after="40" w:before="0"/>
-              <w:jc w:val="left"/>
-            </w:pPr>
-            <w:r>
-              <w:rPr>
-                <w:rFonts w:ascii="Arial" w:cs="Arial" w:eastAsia="Arial" w:hAnsi="Arial"/>
-                <w:b w:val="false"/>
-                <w:bCs w:val="false"/>
-                <w:i w:val="false"/>
-                <w:iCs w:val="false"/>
-                <w:color w:val="000000"/>
-                <w:sz w:val="18"/>
-                <w:szCs w:val="18"/>
-              </w:rPr>
-              <w:t xml:space="preserve"/>
-            </w:r>
-          </w:p>
-          <w:p>
-            <w:pPr>
-              <w:spacing w:after="40" w:before="0"/>
-              <w:jc w:val="left"/>
-            </w:pPr>
-            <w:r>
-              <w:rPr>
-                <w:rFonts w:ascii="Arial" w:cs="Arial" w:eastAsia="Arial" w:hAnsi="Arial"/>
-                <w:b w:val="false"/>
-                <w:bCs w:val="false"/>
-                <w:i w:val="false"/>
-                <w:iCs w:val="false"/>
-                <w:color w:val="000000"/>
-                <w:sz w:val="18"/>
-                <w:szCs w:val="18"/>
-              </w:rPr>
-              <w:t xml:space="preserve">Work through each section below in order. Write in full sentences where prompted. Show all working where calculations are required. Use units consistently (cm, cm³, litres) throughout.</w:t>
+              <w:t xml:space="preserve">This is your Final Explanation for the unit. Use what you have learned in all eight lessons about the Kericho tea farmers' three containers: the cylindrical drum (A), the conical sisal cover (B) and the metal frustum bucket (C). Write your answers in the space under each prompt. Use full sentences, show every step of any calculation, include units, and refer to the measurements from the lessons where a question asks you to. Use the formulas and ideas we developed in class, and explain why each one works as well as what it is.</w:t>
             </w:r>
           </w:p>
         </w:tc>
@@ -640,14 +450,12 @@
         <w:tblLayout w:type="fixed"/>
       </w:tblPr>
       <w:tblGrid>
-        <w:gridCol w:w="3000"/>
-        <w:gridCol w:w="10680"/>
+        <w:gridCol w:w="13680"/>
       </w:tblGrid>
       <w:tr>
         <w:tc>
           <w:tcPr>
             <w:tcW w:type="dxa" w:w="13680"/>
-            <w:gridSpan w:val="2"/>
             <w:shd w:fill="1F3864" w:color="auto" w:val="clear"/>
             <w:tcMar>
               <w:top w:type="dxa" w:w="60"/>
@@ -673,15 +481,15 @@
                 <w:sz w:val="22"/>
                 <w:szCs w:val="22"/>
               </w:rPr>
-              <w:t xml:space="preserve">Section 1: The Cylinder–Cone Relationship — Why the Drum Holds Three Times More</w:t>
-            </w:r>
-          </w:p>
-        </w:tc>
-      </w:tr>
-      <w:tr>
-        <w:tc>
-          <w:tcPr>
-            <w:tcW w:type="dxa" w:w="3000"/>
+              <w:t xml:space="preserve">Part 1: The three containers and the 3 : 1 pattern</w:t>
+            </w:r>
+          </w:p>
+        </w:tc>
+      </w:tr>
+      <w:tr>
+        <w:tc>
+          <w:tcPr>
+            <w:tcW w:type="dxa" w:w="13680"/>
             <w:shd w:fill="D9EEF1" w:color="auto" w:val="clear"/>
             <w:tcMar>
               <w:top w:type="dxa" w:w="60"/>
@@ -707,108 +515,18 @@
                 <w:sz w:val="18"/>
                 <w:szCs w:val="18"/>
               </w:rPr>
-              <w:t xml:space="preserve">Explain, in your own words and using the correct formulas, why a cylinder and a cone with the same base radius and the same height do NOT hold the same amount. Then apply this to the Kericho farmers' containers.</w:t>
-            </w:r>
-          </w:p>
-          <w:p>
-            <w:pPr>
-              <w:spacing w:after="40" w:before="0"/>
-              <w:jc w:val="left"/>
-            </w:pPr>
-            <w:r>
-              <w:rPr>
-                <w:rFonts w:ascii="Arial" w:cs="Arial" w:eastAsia="Arial" w:hAnsi="Arial"/>
-                <w:b/>
-                <w:bCs/>
-                <w:i w:val="false"/>
-                <w:iCs w:val="false"/>
-                <w:color w:val="000000"/>
-                <w:sz w:val="18"/>
-                <w:szCs w:val="18"/>
-              </w:rPr>
-              <w:t xml:space="preserve"/>
-            </w:r>
-          </w:p>
-          <w:p>
-            <w:pPr>
-              <w:spacing w:after="40" w:before="0"/>
-              <w:jc w:val="left"/>
-            </w:pPr>
-            <w:r>
-              <w:rPr>
-                <w:rFonts w:ascii="Arial" w:cs="Arial" w:eastAsia="Arial" w:hAnsi="Arial"/>
-                <w:b/>
-                <w:bCs/>
-                <w:i w:val="false"/>
-                <w:iCs w:val="false"/>
-                <w:color w:val="000000"/>
-                <w:sz w:val="18"/>
-                <w:szCs w:val="18"/>
-              </w:rPr>
-              <w:t xml:space="preserve">(a) Write the formula for the volume of a cylinder and the formula for the volume of a cone. Define every variable.</w:t>
-            </w:r>
-          </w:p>
-          <w:p>
-            <w:pPr>
-              <w:spacing w:after="40" w:before="0"/>
-              <w:jc w:val="left"/>
-            </w:pPr>
-            <w:r>
-              <w:rPr>
-                <w:rFonts w:ascii="Arial" w:cs="Arial" w:eastAsia="Arial" w:hAnsi="Arial"/>
-                <w:b/>
-                <w:bCs/>
-                <w:i w:val="false"/>
-                <w:iCs w:val="false"/>
-                <w:color w:val="000000"/>
-                <w:sz w:val="18"/>
-                <w:szCs w:val="18"/>
-              </w:rPr>
-              <w:t xml:space="preserve">(b) Show algebraically why V_cylinder = 3 × V_cone when the radius r and height h are equal for both shapes.</w:t>
-            </w:r>
-          </w:p>
-          <w:p>
-            <w:pPr>
-              <w:spacing w:after="40" w:before="0"/>
-              <w:jc w:val="left"/>
-            </w:pPr>
-            <w:r>
-              <w:rPr>
-                <w:rFonts w:ascii="Arial" w:cs="Arial" w:eastAsia="Arial" w:hAnsi="Arial"/>
-                <w:b/>
-                <w:bCs/>
-                <w:i w:val="false"/>
-                <w:iCs w:val="false"/>
-                <w:color w:val="000000"/>
-                <w:sz w:val="18"/>
-                <w:szCs w:val="18"/>
-              </w:rPr>
-              <w:t xml:space="preserve">(c) The cylindrical drum used by the farmers has a radius of 30 cm and a height of 60 cm. Calculate its volume in cm³ and convert your answer to litres (1 litre = 1 000 cm³).</w:t>
-            </w:r>
-          </w:p>
-          <w:p>
-            <w:pPr>
-              <w:spacing w:after="40" w:before="0"/>
-              <w:jc w:val="left"/>
-            </w:pPr>
-            <w:r>
-              <w:rPr>
-                <w:rFonts w:ascii="Arial" w:cs="Arial" w:eastAsia="Arial" w:hAnsi="Arial"/>
-                <w:b/>
-                <w:bCs/>
-                <w:i w:val="false"/>
-                <w:iCs w:val="false"/>
-                <w:color w:val="000000"/>
-                <w:sz w:val="18"/>
-                <w:szCs w:val="18"/>
-              </w:rPr>
-              <w:t xml:space="preserve">(d) Using only your answer from (c), state — without recalculating from scratch — what volume of water the conical sisal cover holds. Explain your reasoning in one sentence.</w:t>
-            </w:r>
-          </w:p>
-        </w:tc>
-        <w:tc>
-          <w:tcPr>
-            <w:tcW w:type="dxa" w:w="10680"/>
+              <w:t xml:space="preserve">In Lesson 1 the three Kericho containers were filled to the brim. The drum (A) held about 9.4 L, the conical cover (B) about 3.1 L and the metal bucket (C) about 6.5 L, even though all three have roughly the same height and opening diameter. (a) Work out the ratio of the capacity of A to the capacity of B and say what it suggests. (b) Describe the pouring experiment from Lesson 2 that showed this ratio, and say what you saw. (c) Starting from V = πr²h for the cylinder, show how you get the volume formula for the cone. (d) Explain in your own words why the cone holds less than the cylinder even though they have the same height and opening width.</w:t>
+            </w:r>
+          </w:p>
+        </w:tc>
+      </w:tr>
+      <w:tr>
+        <w:trPr>
+          <w:trHeight w:val="4200" w:hRule="atLeast"/>
+        </w:trPr>
+        <w:tc>
+          <w:tcPr>
+            <w:tcW w:type="dxa" w:w="13680"/>
             <w:shd w:fill="FFFFFF" w:color="auto" w:val="clear"/>
             <w:tcMar>
               <w:top w:type="dxa" w:w="60"/>
@@ -828,89 +546,13 @@
                 <w:rFonts w:ascii="Arial" w:cs="Arial" w:eastAsia="Arial" w:hAnsi="Arial"/>
                 <w:b w:val="false"/>
                 <w:bCs w:val="false"/>
-                <w:i w:val="false"/>
-                <w:iCs w:val="false"/>
-                <w:color w:val="000000"/>
-                <w:sz w:val="18"/>
-                <w:szCs w:val="18"/>
-              </w:rPr>
-              <w:t xml:space="preserve">The volume of a cylinder is V = πr²h, where r is the base radius and h is the perpendicular height. The volume of a cone with the same base and height is V = ⅓πr²h. Dividing one by the other: (πr²h) ÷ (⅓πr²h) = 3, which proves that the cylinder always holds exactly three times as much as the cone, regardless of the actual size, as long as r and h are identical.</w:t>
-            </w:r>
-          </w:p>
-          <w:p>
-            <w:pPr>
-              <w:spacing w:after="40" w:before="0"/>
-              <w:jc w:val="left"/>
-            </w:pPr>
-            <w:r>
-              <w:rPr>
-                <w:rFonts w:ascii="Arial" w:cs="Arial" w:eastAsia="Arial" w:hAnsi="Arial"/>
-                <w:b w:val="false"/>
-                <w:bCs w:val="false"/>
-                <w:i w:val="false"/>
-                <w:iCs w:val="false"/>
-                <w:color w:val="000000"/>
-                <w:sz w:val="18"/>
-                <w:szCs w:val="18"/>
-              </w:rPr>
-              <w:t xml:space="preserve"/>
-            </w:r>
-          </w:p>
-          <w:p>
-            <w:pPr>
-              <w:spacing w:after="40" w:before="0"/>
-              <w:jc w:val="left"/>
-            </w:pPr>
-            <w:r>
-              <w:rPr>
-                <w:rFonts w:ascii="Arial" w:cs="Arial" w:eastAsia="Arial" w:hAnsi="Arial"/>
-                <w:b w:val="false"/>
-                <w:bCs w:val="false"/>
-                <w:i w:val="false"/>
-                <w:iCs w:val="false"/>
-                <w:color w:val="000000"/>
-                <w:sz w:val="18"/>
-                <w:szCs w:val="18"/>
-              </w:rPr>
-              <w:t xml:space="preserve">For the Kericho farmers' cylindrical drum: V = π × 30² × 60 = π × 900 × 60 = 54 000π ≈ 169 646 cm³ ≈ 169.6 litres.</w:t>
-            </w:r>
-          </w:p>
-          <w:p>
-            <w:pPr>
-              <w:spacing w:after="40" w:before="0"/>
-              <w:jc w:val="left"/>
-            </w:pPr>
-            <w:r>
-              <w:rPr>
-                <w:rFonts w:ascii="Arial" w:cs="Arial" w:eastAsia="Arial" w:hAnsi="Arial"/>
-                <w:b w:val="false"/>
-                <w:bCs w:val="false"/>
-                <w:i w:val="false"/>
-                <w:iCs w:val="false"/>
-                <w:color w:val="000000"/>
-                <w:sz w:val="18"/>
-                <w:szCs w:val="18"/>
-              </w:rPr>
-              <w:t xml:space="preserve"/>
-            </w:r>
-          </w:p>
-          <w:p>
-            <w:pPr>
-              <w:spacing w:after="40" w:before="0"/>
-              <w:jc w:val="left"/>
-            </w:pPr>
-            <w:r>
-              <w:rPr>
-                <w:rFonts w:ascii="Arial" w:cs="Arial" w:eastAsia="Arial" w:hAnsi="Arial"/>
-                <w:b w:val="false"/>
-                <w:bCs w:val="false"/>
-                <w:i w:val="false"/>
-                <w:iCs w:val="false"/>
-                <w:color w:val="000000"/>
-                <w:sz w:val="18"/>
-                <w:szCs w:val="18"/>
-              </w:rPr>
-              <w:t xml:space="preserve">The conical sisal cover therefore holds 169 646 ÷ 3 ≈ 56 549 cm³ ≈ 56.5 litres, because the cone's volume is always one-third of a cylinder sharing the same radius and height. This is why the cylindrical drum looks only slightly taller and wider to the eye, yet the farmers can fill it with three full loads of water that would exactly fill the cone — the difference is entirely due to the shape of the interior space, not the exterior appearance.</w:t>
+                <w:i/>
+                <w:iCs/>
+                <w:color w:val="808080"/>
+                <w:sz w:val="18"/>
+                <w:szCs w:val="18"/>
+              </w:rPr>
+              <w:t xml:space="preserve">Write your answer here:</w:t>
             </w:r>
           </w:p>
         </w:tc>
@@ -938,14 +580,12 @@
         <w:tblLayout w:type="fixed"/>
       </w:tblPr>
       <w:tblGrid>
-        <w:gridCol w:w="3000"/>
-        <w:gridCol w:w="10680"/>
+        <w:gridCol w:w="13680"/>
       </w:tblGrid>
       <w:tr>
         <w:tc>
           <w:tcPr>
             <w:tcW w:type="dxa" w:w="13680"/>
-            <w:gridSpan w:val="2"/>
             <w:shd w:fill="1F3864" w:color="auto" w:val="clear"/>
             <w:tcMar>
               <w:top w:type="dxa" w:w="60"/>
@@ -971,15 +611,15 @@
                 <w:sz w:val="22"/>
                 <w:szCs w:val="22"/>
               </w:rPr>
-              <w:t xml:space="preserve">Section 2: Extending the Pattern — Pyramids and Their Relationship to Prisms</w:t>
-            </w:r>
-          </w:p>
-        </w:tc>
-      </w:tr>
-      <w:tr>
-        <w:tc>
-          <w:tcPr>
-            <w:tcW w:type="dxa" w:w="3000"/>
+              <w:t xml:space="preserve">Part 2: Where does the metal bucket fit?</w:t>
+            </w:r>
+          </w:p>
+        </w:tc>
+      </w:tr>
+      <w:tr>
+        <w:tc>
+          <w:tcPr>
+            <w:tcW w:type="dxa" w:w="13680"/>
             <w:shd w:fill="D9EEF1" w:color="auto" w:val="clear"/>
             <w:tcMar>
               <w:top w:type="dxa" w:w="60"/>
@@ -1005,108 +645,18 @@
                 <w:sz w:val="18"/>
                 <w:szCs w:val="18"/>
               </w:rPr>
-              <w:t xml:space="preserve">The one-third relationship is not unique to cones and cylinders. It also holds between pyramids and prisms. Demonstrate this and connect it back to the farmers' understanding of capacity.</w:t>
-            </w:r>
-          </w:p>
-          <w:p>
-            <w:pPr>
-              <w:spacing w:after="40" w:before="0"/>
-              <w:jc w:val="left"/>
-            </w:pPr>
-            <w:r>
-              <w:rPr>
-                <w:rFonts w:ascii="Arial" w:cs="Arial" w:eastAsia="Arial" w:hAnsi="Arial"/>
-                <w:b/>
-                <w:bCs/>
-                <w:i w:val="false"/>
-                <w:iCs w:val="false"/>
-                <w:color w:val="000000"/>
-                <w:sz w:val="18"/>
-                <w:szCs w:val="18"/>
-              </w:rPr>
-              <w:t xml:space="preserve"/>
-            </w:r>
-          </w:p>
-          <w:p>
-            <w:pPr>
-              <w:spacing w:after="40" w:before="0"/>
-              <w:jc w:val="left"/>
-            </w:pPr>
-            <w:r>
-              <w:rPr>
-                <w:rFonts w:ascii="Arial" w:cs="Arial" w:eastAsia="Arial" w:hAnsi="Arial"/>
-                <w:b/>
-                <w:bCs/>
-                <w:i w:val="false"/>
-                <w:iCs w:val="false"/>
-                <w:color w:val="000000"/>
-                <w:sz w:val="18"/>
-                <w:szCs w:val="18"/>
-              </w:rPr>
-              <w:t xml:space="preserve">(a) Write the general formula for the volume of any pyramid. State what each variable represents.</w:t>
-            </w:r>
-          </w:p>
-          <w:p>
-            <w:pPr>
-              <w:spacing w:after="40" w:before="0"/>
-              <w:jc w:val="left"/>
-            </w:pPr>
-            <w:r>
-              <w:rPr>
-                <w:rFonts w:ascii="Arial" w:cs="Arial" w:eastAsia="Arial" w:hAnsi="Arial"/>
-                <w:b/>
-                <w:bCs/>
-                <w:i w:val="false"/>
-                <w:iCs w:val="false"/>
-                <w:color w:val="000000"/>
-                <w:sz w:val="18"/>
-                <w:szCs w:val="18"/>
-              </w:rPr>
-              <w:t xml:space="preserve">(b) A square-based storage crate used at the Kericho tea collection centre measures 40 cm × 40 cm at the base and is 50 cm tall (a square prism). A decorative pyramid-shaped lid has the same square base and the same height. Calculate the volume of both the crate and the pyramid-lid. Show full working.</w:t>
-            </w:r>
-          </w:p>
-          <w:p>
-            <w:pPr>
-              <w:spacing w:after="40" w:before="0"/>
-              <w:jc w:val="left"/>
-            </w:pPr>
-            <w:r>
-              <w:rPr>
-                <w:rFonts w:ascii="Arial" w:cs="Arial" w:eastAsia="Arial" w:hAnsi="Arial"/>
-                <w:b/>
-                <w:bCs/>
-                <w:i w:val="false"/>
-                <w:iCs w:val="false"/>
-                <w:color w:val="000000"/>
-                <w:sz w:val="18"/>
-                <w:szCs w:val="18"/>
-              </w:rPr>
-              <w:t xml:space="preserve">(c) What fraction of the crate's volume does the pyramid-lid represent? Does this surprise you? Explain why or why not, linking your answer to what you discovered about cones and cylinders in Section 1.</w:t>
-            </w:r>
-          </w:p>
-          <w:p>
-            <w:pPr>
-              <w:spacing w:after="40" w:before="0"/>
-              <w:jc w:val="left"/>
-            </w:pPr>
-            <w:r>
-              <w:rPr>
-                <w:rFonts w:ascii="Arial" w:cs="Arial" w:eastAsia="Arial" w:hAnsi="Arial"/>
-                <w:b/>
-                <w:bCs/>
-                <w:i w:val="false"/>
-                <w:iCs w:val="false"/>
-                <w:color w:val="000000"/>
-                <w:sz w:val="18"/>
-                <w:szCs w:val="18"/>
-              </w:rPr>
-              <w:t xml:space="preserve">(d) In one or two sentences, explain why understanding this pattern helps a farmer or a container designer predict capacity without always measuring by filling with water.</w:t>
-            </w:r>
-          </w:p>
-        </w:tc>
-        <w:tc>
-          <w:tcPr>
-            <w:tcW w:type="dxa" w:w="10680"/>
+              <w:t xml:space="preserve">Container C, the metal bucket, is a frustum of a cone. (a) Where does its capacity (about 6.5 L) sit compared with the cone (about 3.1 L) and the cylinder (about 9.4 L)? (b) Explain how a frustum is related to two cones. (c) Write the volume formula for a frustum of a cone, where R is the top radius, r is the bottom radius and h is the vertical height, and state which two cone volumes are subtracted to obtain it. (d) Explain why the bucket holds more water than the cone even though both have the same height and top opening.</w:t>
+            </w:r>
+          </w:p>
+        </w:tc>
+      </w:tr>
+      <w:tr>
+        <w:trPr>
+          <w:trHeight w:val="4200" w:hRule="atLeast"/>
+        </w:trPr>
+        <w:tc>
+          <w:tcPr>
+            <w:tcW w:type="dxa" w:w="13680"/>
             <w:shd w:fill="FFFFFF" w:color="auto" w:val="clear"/>
             <w:tcMar>
               <w:top w:type="dxa" w:w="60"/>
@@ -1126,108 +676,13 @@
                 <w:rFonts w:ascii="Arial" w:cs="Arial" w:eastAsia="Arial" w:hAnsi="Arial"/>
                 <w:b w:val="false"/>
                 <w:bCs w:val="false"/>
-                <w:i w:val="false"/>
-                <w:iCs w:val="false"/>
-                <w:color w:val="000000"/>
-                <w:sz w:val="18"/>
-                <w:szCs w:val="18"/>
-              </w:rPr>
-              <w:t xml:space="preserve">The volume of any pyramid is V = ⅓ × base area × height = ⅓Bh, where B is the area of the base (any shape) and h is the perpendicular height from base to apex.</w:t>
-            </w:r>
-          </w:p>
-          <w:p>
-            <w:pPr>
-              <w:spacing w:after="40" w:before="0"/>
-              <w:jc w:val="left"/>
-            </w:pPr>
-            <w:r>
-              <w:rPr>
-                <w:rFonts w:ascii="Arial" w:cs="Arial" w:eastAsia="Arial" w:hAnsi="Arial"/>
-                <w:b w:val="false"/>
-                <w:bCs w:val="false"/>
-                <w:i w:val="false"/>
-                <w:iCs w:val="false"/>
-                <w:color w:val="000000"/>
-                <w:sz w:val="18"/>
-                <w:szCs w:val="18"/>
-              </w:rPr>
-              <w:t xml:space="preserve"/>
-            </w:r>
-          </w:p>
-          <w:p>
-            <w:pPr>
-              <w:spacing w:after="40" w:before="0"/>
-              <w:jc w:val="left"/>
-            </w:pPr>
-            <w:r>
-              <w:rPr>
-                <w:rFonts w:ascii="Arial" w:cs="Arial" w:eastAsia="Arial" w:hAnsi="Arial"/>
-                <w:b w:val="false"/>
-                <w:bCs w:val="false"/>
-                <w:i w:val="false"/>
-                <w:iCs w:val="false"/>
-                <w:color w:val="000000"/>
-                <w:sz w:val="18"/>
-                <w:szCs w:val="18"/>
-              </w:rPr>
-              <w:t xml:space="preserve">Square prism (crate): V = 40 × 40 × 50 = 80 000 cm³.</w:t>
-            </w:r>
-          </w:p>
-          <w:p>
-            <w:pPr>
-              <w:spacing w:after="40" w:before="0"/>
-              <w:jc w:val="left"/>
-            </w:pPr>
-            <w:r>
-              <w:rPr>
-                <w:rFonts w:ascii="Arial" w:cs="Arial" w:eastAsia="Arial" w:hAnsi="Arial"/>
-                <w:b w:val="false"/>
-                <w:bCs w:val="false"/>
-                <w:i w:val="false"/>
-                <w:iCs w:val="false"/>
-                <w:color w:val="000000"/>
-                <w:sz w:val="18"/>
-                <w:szCs w:val="18"/>
-              </w:rPr>
-              <w:t xml:space="preserve">Square pyramid (lid): V = ⅓ × 40 × 40 × 50 = ⅓ × 80 000 ≈ 26 667 cm³.</w:t>
-            </w:r>
-          </w:p>
-          <w:p>
-            <w:pPr>
-              <w:spacing w:after="40" w:before="0"/>
-              <w:jc w:val="left"/>
-            </w:pPr>
-            <w:r>
-              <w:rPr>
-                <w:rFonts w:ascii="Arial" w:cs="Arial" w:eastAsia="Arial" w:hAnsi="Arial"/>
-                <w:b w:val="false"/>
-                <w:bCs w:val="false"/>
-                <w:i w:val="false"/>
-                <w:iCs w:val="false"/>
-                <w:color w:val="000000"/>
-                <w:sz w:val="18"/>
-                <w:szCs w:val="18"/>
-              </w:rPr>
-              <w:t xml:space="preserve"/>
-            </w:r>
-          </w:p>
-          <w:p>
-            <w:pPr>
-              <w:spacing w:after="40" w:before="0"/>
-              <w:jc w:val="left"/>
-            </w:pPr>
-            <w:r>
-              <w:rPr>
-                <w:rFonts w:ascii="Arial" w:cs="Arial" w:eastAsia="Arial" w:hAnsi="Arial"/>
-                <w:b w:val="false"/>
-                <w:bCs w:val="false"/>
-                <w:i w:val="false"/>
-                <w:iCs w:val="false"/>
-                <w:color w:val="000000"/>
-                <w:sz w:val="18"/>
-                <w:szCs w:val="18"/>
-              </w:rPr>
-              <w:t xml:space="preserve">The pyramid-lid holds exactly ⅓ of the crate's volume — the same one-third fraction seen between the cone and cylinder. This is not a coincidence. It is a universal geometric truth: any pointed solid (cone or pyramid) holds exactly one-third the volume of its matching flat-topped solid (cylinder or prism) when base and height are equal. A farmer or designer who knows this rule can immediately estimate capacity from dimensions alone, saving time and avoiding the wasteful process of trial-and-error filling — which matters greatly when designing containers to carry exact weights of tea leaves to the weighing station.</w:t>
+                <w:i/>
+                <w:iCs/>
+                <w:color w:val="808080"/>
+                <w:sz w:val="18"/>
+                <w:szCs w:val="18"/>
+              </w:rPr>
+              <w:t xml:space="preserve">Write your answer here:</w:t>
             </w:r>
           </w:p>
         </w:tc>
@@ -1255,14 +710,12 @@
         <w:tblLayout w:type="fixed"/>
       </w:tblPr>
       <w:tblGrid>
-        <w:gridCol w:w="3000"/>
-        <w:gridCol w:w="10680"/>
+        <w:gridCol w:w="13680"/>
       </w:tblGrid>
       <w:tr>
         <w:tc>
           <w:tcPr>
             <w:tcW w:type="dxa" w:w="13680"/>
-            <w:gridSpan w:val="2"/>
             <w:shd w:fill="1F3864" w:color="auto" w:val="clear"/>
             <w:tcMar>
               <w:top w:type="dxa" w:w="60"/>
@@ -1288,15 +741,15 @@
                 <w:sz w:val="22"/>
                 <w:szCs w:val="22"/>
               </w:rPr>
-              <w:t xml:space="preserve">Section 3: Understanding the Frustum — Why the Metal Bucket Sits Between the Cone and the Cylinder</w:t>
-            </w:r>
-          </w:p>
-        </w:tc>
-      </w:tr>
-      <w:tr>
-        <w:tc>
-          <w:tcPr>
-            <w:tcW w:type="dxa" w:w="3000"/>
+              <w:t xml:space="preserve">Part 3: Pyramids, frustums of pyramids and units</w:t>
+            </w:r>
+          </w:p>
+        </w:tc>
+      </w:tr>
+      <w:tr>
+        <w:tc>
+          <w:tcPr>
+            <w:tcW w:type="dxa" w:w="13680"/>
             <w:shd w:fill="D9EEF1" w:color="auto" w:val="clear"/>
             <w:tcMar>
               <w:top w:type="dxa" w:w="60"/>
@@ -1322,108 +775,18 @@
                 <w:sz w:val="18"/>
                 <w:szCs w:val="18"/>
               </w:rPr>
-              <w:t xml:space="preserve">The farmers' metal bucket is a frustum — a cone with its top cut off. This is why it holds more than the cone but less than the cylinder. Use the frustum volume formula to explain and calculate.</w:t>
-            </w:r>
-          </w:p>
-          <w:p>
-            <w:pPr>
-              <w:spacing w:after="40" w:before="0"/>
-              <w:jc w:val="left"/>
-            </w:pPr>
-            <w:r>
-              <w:rPr>
-                <w:rFonts w:ascii="Arial" w:cs="Arial" w:eastAsia="Arial" w:hAnsi="Arial"/>
-                <w:b/>
-                <w:bCs/>
-                <w:i w:val="false"/>
-                <w:iCs w:val="false"/>
-                <w:color w:val="000000"/>
-                <w:sz w:val="18"/>
-                <w:szCs w:val="18"/>
-              </w:rPr>
-              <w:t xml:space="preserve"/>
-            </w:r>
-          </w:p>
-          <w:p>
-            <w:pPr>
-              <w:spacing w:after="40" w:before="0"/>
-              <w:jc w:val="left"/>
-            </w:pPr>
-            <w:r>
-              <w:rPr>
-                <w:rFonts w:ascii="Arial" w:cs="Arial" w:eastAsia="Arial" w:hAnsi="Arial"/>
-                <w:b/>
-                <w:bCs/>
-                <w:i w:val="false"/>
-                <w:iCs w:val="false"/>
-                <w:color w:val="000000"/>
-                <w:sz w:val="18"/>
-                <w:szCs w:val="18"/>
-              </w:rPr>
-              <w:t xml:space="preserve">(a) Explain in your own words what a frustum is and how it is formed from a cone. Use a labelled sketch or a clear written description to show the large radius R, the small radius r, and the height h of the frustum.</w:t>
-            </w:r>
-          </w:p>
-          <w:p>
-            <w:pPr>
-              <w:spacing w:after="40" w:before="0"/>
-              <w:jc w:val="left"/>
-            </w:pPr>
-            <w:r>
-              <w:rPr>
-                <w:rFonts w:ascii="Arial" w:cs="Arial" w:eastAsia="Arial" w:hAnsi="Arial"/>
-                <w:b/>
-                <w:bCs/>
-                <w:i w:val="false"/>
-                <w:iCs w:val="false"/>
-                <w:color w:val="000000"/>
-                <w:sz w:val="18"/>
-                <w:szCs w:val="18"/>
-              </w:rPr>
-              <w:t xml:space="preserve">(b) State the formula for the volume of a frustum: V = ⅓πh(R² + Rr + r²). Explain where this formula comes from — hint: think about subtracting a smaller cone from a larger cone.</w:t>
-            </w:r>
-          </w:p>
-          <w:p>
-            <w:pPr>
-              <w:spacing w:after="40" w:before="0"/>
-              <w:jc w:val="left"/>
-            </w:pPr>
-            <w:r>
-              <w:rPr>
-                <w:rFonts w:ascii="Arial" w:cs="Arial" w:eastAsia="Arial" w:hAnsi="Arial"/>
-                <w:b/>
-                <w:bCs/>
-                <w:i w:val="false"/>
-                <w:iCs w:val="false"/>
-                <w:color w:val="000000"/>
-                <w:sz w:val="18"/>
-                <w:szCs w:val="18"/>
-              </w:rPr>
-              <w:t xml:space="preserve">(c) The farmers' metal bucket (frustum) has a large base radius R = 25 cm, a small top radius r = 15 cm, and a height h = 40 cm. Calculate its volume in cm³ and convert to litres. Show full working.</w:t>
-            </w:r>
-          </w:p>
-          <w:p>
-            <w:pPr>
-              <w:spacing w:after="40" w:before="0"/>
-              <w:jc w:val="left"/>
-            </w:pPr>
-            <w:r>
-              <w:rPr>
-                <w:rFonts w:ascii="Arial" w:cs="Arial" w:eastAsia="Arial" w:hAnsi="Arial"/>
-                <w:b/>
-                <w:bCs/>
-                <w:i w:val="false"/>
-                <w:iCs w:val="false"/>
-                <w:color w:val="000000"/>
-                <w:sz w:val="18"/>
-                <w:szCs w:val="18"/>
-              </w:rPr>
-              <w:t xml:space="preserve">(d) Compare your answer to the cone volume from Section 1 (same height of 40 cm, radius 25 cm) and explain in one sentence why the frustum holds more than that cone.</w:t>
-            </w:r>
-          </w:p>
-        </w:tc>
-        <w:tc>
-          <w:tcPr>
-            <w:tcW w:type="dxa" w:w="10680"/>
+              <w:t xml:space="preserve">(a) In Lesson 3 you filled a square-based pyramid with rice and poured it into a cuboid with the same base and height. State what you found and write the volume formula for the pyramid. (b) Explain what the cone–cylinder result and the pyramid–cuboid result have in common. (c) Write the volume formula for a frustum of a square pyramid in terms of the areas A₁ and A₂ of its two parallel faces and the height h, and explain what is the same and what is different between this and the frustum of a cone. (d) A container has a volume of 9 400 cm³. Convert this to litres, and give the conversion relationships you used.</w:t>
+            </w:r>
+          </w:p>
+        </w:tc>
+      </w:tr>
+      <w:tr>
+        <w:trPr>
+          <w:trHeight w:val="4200" w:hRule="atLeast"/>
+        </w:trPr>
+        <w:tc>
+          <w:tcPr>
+            <w:tcW w:type="dxa" w:w="13680"/>
             <w:shd w:fill="FFFFFF" w:color="auto" w:val="clear"/>
             <w:tcMar>
               <w:top w:type="dxa" w:w="60"/>
@@ -1443,241 +806,13 @@
                 <w:rFonts w:ascii="Arial" w:cs="Arial" w:eastAsia="Arial" w:hAnsi="Arial"/>
                 <w:b w:val="false"/>
                 <w:bCs w:val="false"/>
-                <w:i w:val="false"/>
-                <w:iCs w:val="false"/>
-                <w:color w:val="000000"/>
-                <w:sz w:val="18"/>
-                <w:szCs w:val="18"/>
-              </w:rPr>
-              <w:t xml:space="preserve">A frustum is what remains when you slice a cone parallel to its base and remove the smaller cone on top. It looks like a cone with its pointed tip cut off — exactly the shape of the farmers' metal bucket, which is wide at the bottom and narrower at the top opening.</w:t>
-            </w:r>
-          </w:p>
-          <w:p>
-            <w:pPr>
-              <w:spacing w:after="40" w:before="0"/>
-              <w:jc w:val="left"/>
-            </w:pPr>
-            <w:r>
-              <w:rPr>
-                <w:rFonts w:ascii="Arial" w:cs="Arial" w:eastAsia="Arial" w:hAnsi="Arial"/>
-                <w:b w:val="false"/>
-                <w:bCs w:val="false"/>
-                <w:i w:val="false"/>
-                <w:iCs w:val="false"/>
-                <w:color w:val="000000"/>
-                <w:sz w:val="18"/>
-                <w:szCs w:val="18"/>
-              </w:rPr>
-              <w:t xml:space="preserve"/>
-            </w:r>
-          </w:p>
-          <w:p>
-            <w:pPr>
-              <w:spacing w:after="40" w:before="0"/>
-              <w:jc w:val="left"/>
-            </w:pPr>
-            <w:r>
-              <w:rPr>
-                <w:rFonts w:ascii="Arial" w:cs="Arial" w:eastAsia="Arial" w:hAnsi="Arial"/>
-                <w:b w:val="false"/>
-                <w:bCs w:val="false"/>
-                <w:i w:val="false"/>
-                <w:iCs w:val="false"/>
-                <w:color w:val="000000"/>
-                <w:sz w:val="18"/>
-                <w:szCs w:val="18"/>
-              </w:rPr>
-              <w:t xml:space="preserve">The frustum formula V = ⅓πh(R² + Rr + r²) is derived by calculating the volume of the full large cone (height H, radius R) and subtracting the volume of the small cone that was removed (height H − h, radius r). After applying similar-triangle ratios and simplifying, the result is the formula above.</w:t>
-            </w:r>
-          </w:p>
-          <w:p>
-            <w:pPr>
-              <w:spacing w:after="40" w:before="0"/>
-              <w:jc w:val="left"/>
-            </w:pPr>
-            <w:r>
-              <w:rPr>
-                <w:rFonts w:ascii="Arial" w:cs="Arial" w:eastAsia="Arial" w:hAnsi="Arial"/>
-                <w:b w:val="false"/>
-                <w:bCs w:val="false"/>
-                <w:i w:val="false"/>
-                <w:iCs w:val="false"/>
-                <w:color w:val="000000"/>
-                <w:sz w:val="18"/>
-                <w:szCs w:val="18"/>
-              </w:rPr>
-              <w:t xml:space="preserve"/>
-            </w:r>
-          </w:p>
-          <w:p>
-            <w:pPr>
-              <w:spacing w:after="40" w:before="0"/>
-              <w:jc w:val="left"/>
-            </w:pPr>
-            <w:r>
-              <w:rPr>
-                <w:rFonts w:ascii="Arial" w:cs="Arial" w:eastAsia="Arial" w:hAnsi="Arial"/>
-                <w:b w:val="false"/>
-                <w:bCs w:val="false"/>
-                <w:i w:val="false"/>
-                <w:iCs w:val="false"/>
-                <w:color w:val="000000"/>
-                <w:sz w:val="18"/>
-                <w:szCs w:val="18"/>
-              </w:rPr>
-              <w:t xml:space="preserve">For the farmers' bucket: V = ⅓ × π × 40 × (25² + 25×15 + 15²)</w:t>
-            </w:r>
-          </w:p>
-          <w:p>
-            <w:pPr>
-              <w:spacing w:after="40" w:before="0"/>
-              <w:jc w:val="left"/>
-            </w:pPr>
-            <w:r>
-              <w:rPr>
-                <w:rFonts w:ascii="Arial" w:cs="Arial" w:eastAsia="Arial" w:hAnsi="Arial"/>
-                <w:b w:val="false"/>
-                <w:bCs w:val="false"/>
-                <w:i w:val="false"/>
-                <w:iCs w:val="false"/>
-                <w:color w:val="000000"/>
-                <w:sz w:val="18"/>
-                <w:szCs w:val="18"/>
-              </w:rPr>
-              <w:t xml:space="preserve">= ⅓ × π × 40 × (625 + 375 + 225)</w:t>
-            </w:r>
-          </w:p>
-          <w:p>
-            <w:pPr>
-              <w:spacing w:after="40" w:before="0"/>
-              <w:jc w:val="left"/>
-            </w:pPr>
-            <w:r>
-              <w:rPr>
-                <w:rFonts w:ascii="Arial" w:cs="Arial" w:eastAsia="Arial" w:hAnsi="Arial"/>
-                <w:b w:val="false"/>
-                <w:bCs w:val="false"/>
-                <w:i w:val="false"/>
-                <w:iCs w:val="false"/>
-                <w:color w:val="000000"/>
-                <w:sz w:val="18"/>
-                <w:szCs w:val="18"/>
-              </w:rPr>
-              <w:t xml:space="preserve">= ⅓ × π × 40 × 1 225</w:t>
-            </w:r>
-          </w:p>
-          <w:p>
-            <w:pPr>
-              <w:spacing w:after="40" w:before="0"/>
-              <w:jc w:val="left"/>
-            </w:pPr>
-            <w:r>
-              <w:rPr>
-                <w:rFonts w:ascii="Arial" w:cs="Arial" w:eastAsia="Arial" w:hAnsi="Arial"/>
-                <w:b w:val="false"/>
-                <w:bCs w:val="false"/>
-                <w:i w:val="false"/>
-                <w:iCs w:val="false"/>
-                <w:color w:val="000000"/>
-                <w:sz w:val="18"/>
-                <w:szCs w:val="18"/>
-              </w:rPr>
-              <w:t xml:space="preserve">= ⅓ × 49 000π</w:t>
-            </w:r>
-          </w:p>
-          <w:p>
-            <w:pPr>
-              <w:spacing w:after="40" w:before="0"/>
-              <w:jc w:val="left"/>
-            </w:pPr>
-            <w:r>
-              <w:rPr>
-                <w:rFonts w:ascii="Arial" w:cs="Arial" w:eastAsia="Arial" w:hAnsi="Arial"/>
-                <w:b w:val="false"/>
-                <w:bCs w:val="false"/>
-                <w:i w:val="false"/>
-                <w:iCs w:val="false"/>
-                <w:color w:val="000000"/>
-                <w:sz w:val="18"/>
-                <w:szCs w:val="18"/>
-              </w:rPr>
-              <w:t xml:space="preserve">≈ ⅓ × 153 938</w:t>
-            </w:r>
-          </w:p>
-          <w:p>
-            <w:pPr>
-              <w:spacing w:after="40" w:before="0"/>
-              <w:jc w:val="left"/>
-            </w:pPr>
-            <w:r>
-              <w:rPr>
-                <w:rFonts w:ascii="Arial" w:cs="Arial" w:eastAsia="Arial" w:hAnsi="Arial"/>
-                <w:b w:val="false"/>
-                <w:bCs w:val="false"/>
-                <w:i w:val="false"/>
-                <w:iCs w:val="false"/>
-                <w:color w:val="000000"/>
-                <w:sz w:val="18"/>
-                <w:szCs w:val="18"/>
-              </w:rPr>
-              <w:t xml:space="preserve">≈ 51 313 cm³</w:t>
-            </w:r>
-          </w:p>
-          <w:p>
-            <w:pPr>
-              <w:spacing w:after="40" w:before="0"/>
-              <w:jc w:val="left"/>
-            </w:pPr>
-            <w:r>
-              <w:rPr>
-                <w:rFonts w:ascii="Arial" w:cs="Arial" w:eastAsia="Arial" w:hAnsi="Arial"/>
-                <w:b w:val="false"/>
-                <w:bCs w:val="false"/>
-                <w:i w:val="false"/>
-                <w:iCs w:val="false"/>
-                <w:color w:val="000000"/>
-                <w:sz w:val="18"/>
-                <w:szCs w:val="18"/>
-              </w:rPr>
-              <w:t xml:space="preserve">≈ 51.3 litres.</w:t>
-            </w:r>
-          </w:p>
-          <w:p>
-            <w:pPr>
-              <w:spacing w:after="40" w:before="0"/>
-              <w:jc w:val="left"/>
-            </w:pPr>
-            <w:r>
-              <w:rPr>
-                <w:rFonts w:ascii="Arial" w:cs="Arial" w:eastAsia="Arial" w:hAnsi="Arial"/>
-                <w:b w:val="false"/>
-                <w:bCs w:val="false"/>
-                <w:i w:val="false"/>
-                <w:iCs w:val="false"/>
-                <w:color w:val="000000"/>
-                <w:sz w:val="18"/>
-                <w:szCs w:val="18"/>
-              </w:rPr>
-              <w:t xml:space="preserve"/>
-            </w:r>
-          </w:p>
-          <w:p>
-            <w:pPr>
-              <w:spacing w:after="40" w:before="0"/>
-              <w:jc w:val="left"/>
-            </w:pPr>
-            <w:r>
-              <w:rPr>
-                <w:rFonts w:ascii="Arial" w:cs="Arial" w:eastAsia="Arial" w:hAnsi="Arial"/>
-                <w:b w:val="false"/>
-                <w:bCs w:val="false"/>
-                <w:i w:val="false"/>
-                <w:iCs w:val="false"/>
-                <w:color w:val="000000"/>
-                <w:sz w:val="18"/>
-                <w:szCs w:val="18"/>
-              </w:rPr>
-              <w:t xml:space="preserve">A cone with the same height (40 cm) and base radius (25 cm) would hold only V = ⅓ × π × 25² × 40 = ⅓ × π × 25 000 ≈ 26 180 cm³ ≈ 26.2 litres. The frustum holds nearly double that of the equivalent cone because removing the tip of a cone and widening that section replaces empty pointed space with actual usable volume — the farmers' bucket is essentially a cone that has had its least-useful, narrowest portion replaced with a wider, more capacious top opening.</w:t>
+                <w:i/>
+                <w:iCs/>
+                <w:color w:val="808080"/>
+                <w:sz w:val="18"/>
+                <w:szCs w:val="18"/>
+              </w:rPr>
+              <w:t xml:space="preserve">Write your answer here:</w:t>
             </w:r>
           </w:p>
         </w:tc>
@@ -1705,14 +840,12 @@
         <w:tblLayout w:type="fixed"/>
       </w:tblPr>
       <w:tblGrid>
-        <w:gridCol w:w="3000"/>
-        <w:gridCol w:w="10680"/>
+        <w:gridCol w:w="13680"/>
       </w:tblGrid>
       <w:tr>
         <w:tc>
           <w:tcPr>
             <w:tcW w:type="dxa" w:w="13680"/>
-            <w:gridSpan w:val="2"/>
             <w:shd w:fill="1F3864" w:color="auto" w:val="clear"/>
             <w:tcMar>
               <w:top w:type="dxa" w:w="60"/>
@@ -1738,15 +871,15 @@
                 <w:sz w:val="22"/>
                 <w:szCs w:val="22"/>
               </w:rPr>
-              <w:t xml:space="preserve">Section 4: Designing a Frustum Container for the Farmers — A Full Mathematical Design</w:t>
-            </w:r>
-          </w:p>
-        </w:tc>
-      </w:tr>
-      <w:tr>
-        <w:tc>
-          <w:tcPr>
-            <w:tcW w:type="dxa" w:w="3000"/>
+              <w:t xml:space="preserve">Part 4: Designing a container of exact capacity</w:t>
+            </w:r>
+          </w:p>
+        </w:tc>
+      </w:tr>
+      <w:tr>
+        <w:tc>
+          <w:tcPr>
+            <w:tcW w:type="dxa" w:w="13680"/>
             <w:shd w:fill="D9EEF1" w:color="auto" w:val="clear"/>
             <w:tcMar>
               <w:top w:type="dxa" w:w="60"/>
@@ -1772,146 +905,18 @@
                 <w:sz w:val="18"/>
                 <w:szCs w:val="18"/>
               </w:rPr>
-              <w:t xml:space="preserve">A tea cooperative in Kericho wants to commission a new frustum-shaped aluminium container that holds exactly 80 litres of water (80 000 cm³). The manufacturer sets two fixed constraints: the height must be h = 50 cm, and the ratio of the top radius to the bottom radius must be r = 0.6R (the top opening is 60% of the base width).</w:t>
-            </w:r>
-          </w:p>
-          <w:p>
-            <w:pPr>
-              <w:spacing w:after="40" w:before="0"/>
-              <w:jc w:val="left"/>
-            </w:pPr>
-            <w:r>
-              <w:rPr>
-                <w:rFonts w:ascii="Arial" w:cs="Arial" w:eastAsia="Arial" w:hAnsi="Arial"/>
-                <w:b/>
-                <w:bCs/>
-                <w:i w:val="false"/>
-                <w:iCs w:val="false"/>
-                <w:color w:val="000000"/>
-                <w:sz w:val="18"/>
-                <w:szCs w:val="18"/>
-              </w:rPr>
-              <w:t xml:space="preserve"/>
-            </w:r>
-          </w:p>
-          <w:p>
-            <w:pPr>
-              <w:spacing w:after="40" w:before="0"/>
-              <w:jc w:val="left"/>
-            </w:pPr>
-            <w:r>
-              <w:rPr>
-                <w:rFonts w:ascii="Arial" w:cs="Arial" w:eastAsia="Arial" w:hAnsi="Arial"/>
-                <w:b/>
-                <w:bCs/>
-                <w:i w:val="false"/>
-                <w:iCs w:val="false"/>
-                <w:color w:val="000000"/>
-                <w:sz w:val="18"/>
-                <w:szCs w:val="18"/>
-              </w:rPr>
-              <w:t xml:space="preserve">Your task is to find the value of R (the base radius) that satisfies these constraints, then verify your design.</w:t>
-            </w:r>
-          </w:p>
-          <w:p>
-            <w:pPr>
-              <w:spacing w:after="40" w:before="0"/>
-              <w:jc w:val="left"/>
-            </w:pPr>
-            <w:r>
-              <w:rPr>
-                <w:rFonts w:ascii="Arial" w:cs="Arial" w:eastAsia="Arial" w:hAnsi="Arial"/>
-                <w:b/>
-                <w:bCs/>
-                <w:i w:val="false"/>
-                <w:iCs w:val="false"/>
-                <w:color w:val="000000"/>
-                <w:sz w:val="18"/>
-                <w:szCs w:val="18"/>
-              </w:rPr>
-              <w:t xml:space="preserve"/>
-            </w:r>
-          </w:p>
-          <w:p>
-            <w:pPr>
-              <w:spacing w:after="40" w:before="0"/>
-              <w:jc w:val="left"/>
-            </w:pPr>
-            <w:r>
-              <w:rPr>
-                <w:rFonts w:ascii="Arial" w:cs="Arial" w:eastAsia="Arial" w:hAnsi="Arial"/>
-                <w:b/>
-                <w:bCs/>
-                <w:i w:val="false"/>
-                <w:iCs w:val="false"/>
-                <w:color w:val="000000"/>
-                <w:sz w:val="18"/>
-                <w:szCs w:val="18"/>
-              </w:rPr>
-              <w:t xml:space="preserve">(a) Substitute r = 0.6R and h = 50 into the frustum formula V = ⅓πh(R² + Rr + r²) and simplify the expression inside the brackets in terms of R only.</w:t>
-            </w:r>
-          </w:p>
-          <w:p>
-            <w:pPr>
-              <w:spacing w:after="40" w:before="0"/>
-              <w:jc w:val="left"/>
-            </w:pPr>
-            <w:r>
-              <w:rPr>
-                <w:rFonts w:ascii="Arial" w:cs="Arial" w:eastAsia="Arial" w:hAnsi="Arial"/>
-                <w:b/>
-                <w:bCs/>
-                <w:i w:val="false"/>
-                <w:iCs w:val="false"/>
-                <w:color w:val="000000"/>
-                <w:sz w:val="18"/>
-                <w:szCs w:val="18"/>
-              </w:rPr>
-              <w:t xml:space="preserve">(b) Set your simplified expression equal to 80 000 cm³ and solve for R. Show every algebraic step. Round to 1 decimal place.</w:t>
-            </w:r>
-          </w:p>
-          <w:p>
-            <w:pPr>
-              <w:spacing w:after="40" w:before="0"/>
-              <w:jc w:val="left"/>
-            </w:pPr>
-            <w:r>
-              <w:rPr>
-                <w:rFonts w:ascii="Arial" w:cs="Arial" w:eastAsia="Arial" w:hAnsi="Arial"/>
-                <w:b/>
-                <w:bCs/>
-                <w:i w:val="false"/>
-                <w:iCs w:val="false"/>
-                <w:color w:val="000000"/>
-                <w:sz w:val="18"/>
-                <w:szCs w:val="18"/>
-              </w:rPr>
-              <w:t xml:space="preserve">(c) State the values of R and r for your designed container. Then verify your answer by substituting both values back into the original frustum formula and confirming you get approximately 80 000 cm³.</w:t>
-            </w:r>
-          </w:p>
-          <w:p>
-            <w:pPr>
-              <w:spacing w:after="40" w:before="0"/>
-              <w:jc w:val="left"/>
-            </w:pPr>
-            <w:r>
-              <w:rPr>
-                <w:rFonts w:ascii="Arial" w:cs="Arial" w:eastAsia="Arial" w:hAnsi="Arial"/>
-                <w:b/>
-                <w:bCs/>
-                <w:i w:val="false"/>
-                <w:iCs w:val="false"/>
-                <w:color w:val="000000"/>
-                <w:sz w:val="18"/>
-                <w:szCs w:val="18"/>
-              </w:rPr>
-              <w:t xml:space="preserve">(d) Convert: how many 20-litre jerricans of water would this container fill when full? Is this a practical size for a tea farmer to carry? Explain your reasoning using context from the Kericho phenomenon.</w:t>
-            </w:r>
-          </w:p>
-        </w:tc>
-        <w:tc>
-          <w:tcPr>
-            <w:tcW w:type="dxa" w:w="10680"/>
+              <w:t xml:space="preserve">A Kericho farmer wants a new frustum-shaped metal bucket that holds 10 litres. Available sheet metal fixes the vertical height at h = 30 cm and the bottom radius at r = 8 cm. (a) Convert the target capacity to cm³. (b) Substitute into the frustum formula and write an equation for the top radius R. (c) Solve for R, giving your answer to 1 decimal place, and say whether it is a sensible size for a bucket with r = 8 cm. (d) If you built a model bucket like this and found that it held slightly more or less than 10 L when filled with water, give two possible reasons for the difference, based on your project in Lesson 7.</w:t>
+            </w:r>
+          </w:p>
+        </w:tc>
+      </w:tr>
+      <w:tr>
+        <w:trPr>
+          <w:trHeight w:val="4200" w:hRule="atLeast"/>
+        </w:trPr>
+        <w:tc>
+          <w:tcPr>
+            <w:tcW w:type="dxa" w:w="13680"/>
             <w:shd w:fill="FFFFFF" w:color="auto" w:val="clear"/>
             <w:tcMar>
               <w:top w:type="dxa" w:w="60"/>
@@ -1931,355 +936,13 @@
                 <w:rFonts w:ascii="Arial" w:cs="Arial" w:eastAsia="Arial" w:hAnsi="Arial"/>
                 <w:b w:val="false"/>
                 <w:bCs w:val="false"/>
-                <w:i w:val="false"/>
-                <w:iCs w:val="false"/>
-                <w:color w:val="000000"/>
-                <w:sz w:val="18"/>
-                <w:szCs w:val="18"/>
-              </w:rPr>
-              <w:t xml:space="preserve">Step (a) — Substituting r = 0.6R and h = 50:</w:t>
-            </w:r>
-          </w:p>
-          <w:p>
-            <w:pPr>
-              <w:spacing w:after="40" w:before="0"/>
-              <w:jc w:val="left"/>
-            </w:pPr>
-            <w:r>
-              <w:rPr>
-                <w:rFonts w:ascii="Arial" w:cs="Arial" w:eastAsia="Arial" w:hAnsi="Arial"/>
-                <w:b w:val="false"/>
-                <w:bCs w:val="false"/>
-                <w:i w:val="false"/>
-                <w:iCs w:val="false"/>
-                <w:color w:val="000000"/>
-                <w:sz w:val="18"/>
-                <w:szCs w:val="18"/>
-              </w:rPr>
-              <w:t xml:space="preserve">R² + Rr + r² = R² + R(0.6R) + (0.6R)² = R² + 0.6R² + 0.36R² = 1.96R².</w:t>
-            </w:r>
-          </w:p>
-          <w:p>
-            <w:pPr>
-              <w:spacing w:after="40" w:before="0"/>
-              <w:jc w:val="left"/>
-            </w:pPr>
-            <w:r>
-              <w:rPr>
-                <w:rFonts w:ascii="Arial" w:cs="Arial" w:eastAsia="Arial" w:hAnsi="Arial"/>
-                <w:b w:val="false"/>
-                <w:bCs w:val="false"/>
-                <w:i w:val="false"/>
-                <w:iCs w:val="false"/>
-                <w:color w:val="000000"/>
-                <w:sz w:val="18"/>
-                <w:szCs w:val="18"/>
-              </w:rPr>
-              <w:t xml:space="preserve">So V = ⅓ × π × 50 × 1.96R² = (⅓ × 50 × 1.96π)R² = (98π/3)R².</w:t>
-            </w:r>
-          </w:p>
-          <w:p>
-            <w:pPr>
-              <w:spacing w:after="40" w:before="0"/>
-              <w:jc w:val="left"/>
-            </w:pPr>
-            <w:r>
-              <w:rPr>
-                <w:rFonts w:ascii="Arial" w:cs="Arial" w:eastAsia="Arial" w:hAnsi="Arial"/>
-                <w:b w:val="false"/>
-                <w:bCs w:val="false"/>
-                <w:i w:val="false"/>
-                <w:iCs w:val="false"/>
-                <w:color w:val="000000"/>
-                <w:sz w:val="18"/>
-                <w:szCs w:val="18"/>
-              </w:rPr>
-              <w:t xml:space="preserve"/>
-            </w:r>
-          </w:p>
-          <w:p>
-            <w:pPr>
-              <w:spacing w:after="40" w:before="0"/>
-              <w:jc w:val="left"/>
-            </w:pPr>
-            <w:r>
-              <w:rPr>
-                <w:rFonts w:ascii="Arial" w:cs="Arial" w:eastAsia="Arial" w:hAnsi="Arial"/>
-                <w:b w:val="false"/>
-                <w:bCs w:val="false"/>
-                <w:i w:val="false"/>
-                <w:iCs w:val="false"/>
-                <w:color w:val="000000"/>
-                <w:sz w:val="18"/>
-                <w:szCs w:val="18"/>
-              </w:rPr>
-              <w:t xml:space="preserve">Step (b) — Setting equal to 80 000:</w:t>
-            </w:r>
-          </w:p>
-          <w:p>
-            <w:pPr>
-              <w:spacing w:after="40" w:before="0"/>
-              <w:jc w:val="left"/>
-            </w:pPr>
-            <w:r>
-              <w:rPr>
-                <w:rFonts w:ascii="Arial" w:cs="Arial" w:eastAsia="Arial" w:hAnsi="Arial"/>
-                <w:b w:val="false"/>
-                <w:bCs w:val="false"/>
-                <w:i w:val="false"/>
-                <w:iCs w:val="false"/>
-                <w:color w:val="000000"/>
-                <w:sz w:val="18"/>
-                <w:szCs w:val="18"/>
-              </w:rPr>
-              <w:t xml:space="preserve">(98π/3)R² = 80 000</w:t>
-            </w:r>
-          </w:p>
-          <w:p>
-            <w:pPr>
-              <w:spacing w:after="40" w:before="0"/>
-              <w:jc w:val="left"/>
-            </w:pPr>
-            <w:r>
-              <w:rPr>
-                <w:rFonts w:ascii="Arial" w:cs="Arial" w:eastAsia="Arial" w:hAnsi="Arial"/>
-                <w:b w:val="false"/>
-                <w:bCs w:val="false"/>
-                <w:i w:val="false"/>
-                <w:iCs w:val="false"/>
-                <w:color w:val="000000"/>
-                <w:sz w:val="18"/>
-                <w:szCs w:val="18"/>
-              </w:rPr>
-              <w:t xml:space="preserve">R² = (80 000 × 3) / (98π)</w:t>
-            </w:r>
-          </w:p>
-          <w:p>
-            <w:pPr>
-              <w:spacing w:after="40" w:before="0"/>
-              <w:jc w:val="left"/>
-            </w:pPr>
-            <w:r>
-              <w:rPr>
-                <w:rFonts w:ascii="Arial" w:cs="Arial" w:eastAsia="Arial" w:hAnsi="Arial"/>
-                <w:b w:val="false"/>
-                <w:bCs w:val="false"/>
-                <w:i w:val="false"/>
-                <w:iCs w:val="false"/>
-                <w:color w:val="000000"/>
-                <w:sz w:val="18"/>
-                <w:szCs w:val="18"/>
-              </w:rPr>
-              <w:t xml:space="preserve">R² = 240 000 / (307.88)</w:t>
-            </w:r>
-          </w:p>
-          <w:p>
-            <w:pPr>
-              <w:spacing w:after="40" w:before="0"/>
-              <w:jc w:val="left"/>
-            </w:pPr>
-            <w:r>
-              <w:rPr>
-                <w:rFonts w:ascii="Arial" w:cs="Arial" w:eastAsia="Arial" w:hAnsi="Arial"/>
-                <w:b w:val="false"/>
-                <w:bCs w:val="false"/>
-                <w:i w:val="false"/>
-                <w:iCs w:val="false"/>
-                <w:color w:val="000000"/>
-                <w:sz w:val="18"/>
-                <w:szCs w:val="18"/>
-              </w:rPr>
-              <w:t xml:space="preserve">R² ≈ 779.5</w:t>
-            </w:r>
-          </w:p>
-          <w:p>
-            <w:pPr>
-              <w:spacing w:after="40" w:before="0"/>
-              <w:jc w:val="left"/>
-            </w:pPr>
-            <w:r>
-              <w:rPr>
-                <w:rFonts w:ascii="Arial" w:cs="Arial" w:eastAsia="Arial" w:hAnsi="Arial"/>
-                <w:b w:val="false"/>
-                <w:bCs w:val="false"/>
-                <w:i w:val="false"/>
-                <w:iCs w:val="false"/>
-                <w:color w:val="000000"/>
-                <w:sz w:val="18"/>
-                <w:szCs w:val="18"/>
-              </w:rPr>
-              <w:t xml:space="preserve">R ≈ √779.5 ≈ 27.9 cm.</w:t>
-            </w:r>
-          </w:p>
-          <w:p>
-            <w:pPr>
-              <w:spacing w:after="40" w:before="0"/>
-              <w:jc w:val="left"/>
-            </w:pPr>
-            <w:r>
-              <w:rPr>
-                <w:rFonts w:ascii="Arial" w:cs="Arial" w:eastAsia="Arial" w:hAnsi="Arial"/>
-                <w:b w:val="false"/>
-                <w:bCs w:val="false"/>
-                <w:i w:val="false"/>
-                <w:iCs w:val="false"/>
-                <w:color w:val="000000"/>
-                <w:sz w:val="18"/>
-                <w:szCs w:val="18"/>
-              </w:rPr>
-              <w:t xml:space="preserve"/>
-            </w:r>
-          </w:p>
-          <w:p>
-            <w:pPr>
-              <w:spacing w:after="40" w:before="0"/>
-              <w:jc w:val="left"/>
-            </w:pPr>
-            <w:r>
-              <w:rPr>
-                <w:rFonts w:ascii="Arial" w:cs="Arial" w:eastAsia="Arial" w:hAnsi="Arial"/>
-                <w:b w:val="false"/>
-                <w:bCs w:val="false"/>
-                <w:i w:val="false"/>
-                <w:iCs w:val="false"/>
-                <w:color w:val="000000"/>
-                <w:sz w:val="18"/>
-                <w:szCs w:val="18"/>
-              </w:rPr>
-              <w:t xml:space="preserve">Step (c) — Design values: R ≈ 27.9 cm; r = 0.6 × 27.9 ≈ 16.7 cm.</w:t>
-            </w:r>
-          </w:p>
-          <w:p>
-            <w:pPr>
-              <w:spacing w:after="40" w:before="0"/>
-              <w:jc w:val="left"/>
-            </w:pPr>
-            <w:r>
-              <w:rPr>
-                <w:rFonts w:ascii="Arial" w:cs="Arial" w:eastAsia="Arial" w:hAnsi="Arial"/>
-                <w:b w:val="false"/>
-                <w:bCs w:val="false"/>
-                <w:i w:val="false"/>
-                <w:iCs w:val="false"/>
-                <w:color w:val="000000"/>
-                <w:sz w:val="18"/>
-                <w:szCs w:val="18"/>
-              </w:rPr>
-              <w:t xml:space="preserve">Verification: V = ⅓ × π × 50 × (27.9² + 27.9×16.7 + 16.7²)</w:t>
-            </w:r>
-          </w:p>
-          <w:p>
-            <w:pPr>
-              <w:spacing w:after="40" w:before="0"/>
-              <w:jc w:val="left"/>
-            </w:pPr>
-            <w:r>
-              <w:rPr>
-                <w:rFonts w:ascii="Arial" w:cs="Arial" w:eastAsia="Arial" w:hAnsi="Arial"/>
-                <w:b w:val="false"/>
-                <w:bCs w:val="false"/>
-                <w:i w:val="false"/>
-                <w:iCs w:val="false"/>
-                <w:color w:val="000000"/>
-                <w:sz w:val="18"/>
-                <w:szCs w:val="18"/>
-              </w:rPr>
-              <w:t xml:space="preserve">= ⅓ × π × 50 × (778.4 + 465.9 + 278.9)</w:t>
-            </w:r>
-          </w:p>
-          <w:p>
-            <w:pPr>
-              <w:spacing w:after="40" w:before="0"/>
-              <w:jc w:val="left"/>
-            </w:pPr>
-            <w:r>
-              <w:rPr>
-                <w:rFonts w:ascii="Arial" w:cs="Arial" w:eastAsia="Arial" w:hAnsi="Arial"/>
-                <w:b w:val="false"/>
-                <w:bCs w:val="false"/>
-                <w:i w:val="false"/>
-                <w:iCs w:val="false"/>
-                <w:color w:val="000000"/>
-                <w:sz w:val="18"/>
-                <w:szCs w:val="18"/>
-              </w:rPr>
-              <w:t xml:space="preserve">= ⅓ × π × 50 × 1 523.2</w:t>
-            </w:r>
-          </w:p>
-          <w:p>
-            <w:pPr>
-              <w:spacing w:after="40" w:before="0"/>
-              <w:jc w:val="left"/>
-            </w:pPr>
-            <w:r>
-              <w:rPr>
-                <w:rFonts w:ascii="Arial" w:cs="Arial" w:eastAsia="Arial" w:hAnsi="Arial"/>
-                <w:b w:val="false"/>
-                <w:bCs w:val="false"/>
-                <w:i w:val="false"/>
-                <w:iCs w:val="false"/>
-                <w:color w:val="000000"/>
-                <w:sz w:val="18"/>
-                <w:szCs w:val="18"/>
-              </w:rPr>
-              <w:t xml:space="preserve">= ⅓ × 239 496</w:t>
-            </w:r>
-          </w:p>
-          <w:p>
-            <w:pPr>
-              <w:spacing w:after="40" w:before="0"/>
-              <w:jc w:val="left"/>
-            </w:pPr>
-            <w:r>
-              <w:rPr>
-                <w:rFonts w:ascii="Arial" w:cs="Arial" w:eastAsia="Arial" w:hAnsi="Arial"/>
-                <w:b w:val="false"/>
-                <w:bCs w:val="false"/>
-                <w:i w:val="false"/>
-                <w:iCs w:val="false"/>
-                <w:color w:val="000000"/>
-                <w:sz w:val="18"/>
-                <w:szCs w:val="18"/>
-              </w:rPr>
-              <w:t xml:space="preserve">≈ 79 832 cm³ ≈ 80 litres. ✓ (Small rounding difference is acceptable.)</w:t>
-            </w:r>
-          </w:p>
-          <w:p>
-            <w:pPr>
-              <w:spacing w:after="40" w:before="0"/>
-              <w:jc w:val="left"/>
-            </w:pPr>
-            <w:r>
-              <w:rPr>
-                <w:rFonts w:ascii="Arial" w:cs="Arial" w:eastAsia="Arial" w:hAnsi="Arial"/>
-                <w:b w:val="false"/>
-                <w:bCs w:val="false"/>
-                <w:i w:val="false"/>
-                <w:iCs w:val="false"/>
-                <w:color w:val="000000"/>
-                <w:sz w:val="18"/>
-                <w:szCs w:val="18"/>
-              </w:rPr>
-              <w:t xml:space="preserve"/>
-            </w:r>
-          </w:p>
-          <w:p>
-            <w:pPr>
-              <w:spacing w:after="40" w:before="0"/>
-              <w:jc w:val="left"/>
-            </w:pPr>
-            <w:r>
-              <w:rPr>
-                <w:rFonts w:ascii="Arial" w:cs="Arial" w:eastAsia="Arial" w:hAnsi="Arial"/>
-                <w:b w:val="false"/>
-                <w:bCs w:val="false"/>
-                <w:i w:val="false"/>
-                <w:iCs w:val="false"/>
-                <w:color w:val="000000"/>
-                <w:sz w:val="18"/>
-                <w:szCs w:val="18"/>
-              </w:rPr>
-              <w:t xml:space="preserve">Step (d) — 80 litres ÷ 20 litres = 4 jerricans. This is a practical but heavy load — a full container of water at 80 kg would not be carried by one person. However, the farmers do not fill it to the brim with water; they use it to carry harvested tea leaves, which are far lighter than water for the same volume. Knowing the water capacity allows the cooperative to calculate the maximum leaf load by accounting for the lower density of tea leaves, making the mathematics directly useful on the Kericho farm.</w:t>
+                <w:i/>
+                <w:iCs/>
+                <w:color w:val="808080"/>
+                <w:sz w:val="18"/>
+                <w:szCs w:val="18"/>
+              </w:rPr>
+              <w:t xml:space="preserve">Write your answer here:</w:t>
             </w:r>
           </w:p>
         </w:tc>
@@ -2307,14 +970,12 @@
         <w:tblLayout w:type="fixed"/>
       </w:tblPr>
       <w:tblGrid>
-        <w:gridCol w:w="3000"/>
-        <w:gridCol w:w="10680"/>
+        <w:gridCol w:w="13680"/>
       </w:tblGrid>
       <w:tr>
         <w:tc>
           <w:tcPr>
             <w:tcW w:type="dxa" w:w="13680"/>
-            <w:gridSpan w:val="2"/>
             <w:shd w:fill="1F3864" w:color="auto" w:val="clear"/>
             <w:tcMar>
               <w:top w:type="dxa" w:w="60"/>
@@ -2340,15 +1001,15 @@
                 <w:sz w:val="22"/>
                 <w:szCs w:val="22"/>
               </w:rPr>
-              <w:t xml:space="preserve">Section 5: Answering the Driving Question — Your Complete Explanation</w:t>
-            </w:r>
-          </w:p>
-        </w:tc>
-      </w:tr>
-      <w:tr>
-        <w:tc>
-          <w:tcPr>
-            <w:tcW w:type="dxa" w:w="3000"/>
+              <w:t xml:space="preserve">Part 5: Answering the driving question</w:t>
+            </w:r>
+          </w:p>
+        </w:tc>
+      </w:tr>
+      <w:tr>
+        <w:tc>
+          <w:tcPr>
+            <w:tcW w:type="dxa" w:w="13680"/>
             <w:shd w:fill="D9EEF1" w:color="auto" w:val="clear"/>
             <w:tcMar>
               <w:top w:type="dxa" w:w="60"/>
@@ -2374,189 +1035,18 @@
                 <w:sz w:val="18"/>
                 <w:szCs w:val="18"/>
               </w:rPr>
-              <w:t xml:space="preserve">You have now worked through all the mathematics. In this final section, write a coherent, well-structured explanation that directly and fully answers the driving question. Your response should be approximately 200–300 words.</w:t>
-            </w:r>
-          </w:p>
-          <w:p>
-            <w:pPr>
-              <w:spacing w:after="40" w:before="0"/>
-              <w:jc w:val="left"/>
-            </w:pPr>
-            <w:r>
-              <w:rPr>
-                <w:rFonts w:ascii="Arial" w:cs="Arial" w:eastAsia="Arial" w:hAnsi="Arial"/>
-                <w:b/>
-                <w:bCs/>
-                <w:i w:val="false"/>
-                <w:iCs w:val="false"/>
-                <w:color w:val="000000"/>
-                <w:sz w:val="18"/>
-                <w:szCs w:val="18"/>
-              </w:rPr>
-              <w:t xml:space="preserve"/>
-            </w:r>
-          </w:p>
-          <w:p>
-            <w:pPr>
-              <w:spacing w:after="40" w:before="0"/>
-              <w:jc w:val="left"/>
-            </w:pPr>
-            <w:r>
-              <w:rPr>
-                <w:rFonts w:ascii="Arial" w:cs="Arial" w:eastAsia="Arial" w:hAnsi="Arial"/>
-                <w:b/>
-                <w:bCs/>
-                <w:i w:val="false"/>
-                <w:iCs w:val="false"/>
-                <w:color w:val="000000"/>
-                <w:sz w:val="18"/>
-                <w:szCs w:val="18"/>
-              </w:rPr>
-              <w:t xml:space="preserve">Your explanation must:</w:t>
-            </w:r>
-          </w:p>
-          <w:p>
-            <w:pPr>
-              <w:spacing w:after="30" w:before="0"/>
-              <w:ind w:left="360" w:hanging="180"/>
-              <w:jc w:val="left"/>
-            </w:pPr>
-            <w:r>
-              <w:rPr>
-                <w:rFonts w:ascii="Arial" w:cs="Arial" w:eastAsia="Arial" w:hAnsi="Arial"/>
-                <w:b/>
-                <w:bCs/>
-                <w:i w:val="false"/>
-                <w:iCs w:val="false"/>
-                <w:color w:val="000000"/>
-                <w:sz w:val="18"/>
-                <w:szCs w:val="18"/>
-              </w:rPr>
-              <w:t xml:space="preserve">–  State clearly why the three containers look similar but hold different volumes, using the correct mathematical relationships.</w:t>
-            </w:r>
-          </w:p>
-          <w:p>
-            <w:pPr>
-              <w:spacing w:after="30" w:before="0"/>
-              <w:ind w:left="360" w:hanging="180"/>
-              <w:jc w:val="left"/>
-            </w:pPr>
-            <w:r>
-              <w:rPr>
-                <w:rFonts w:ascii="Arial" w:cs="Arial" w:eastAsia="Arial" w:hAnsi="Arial"/>
-                <w:b/>
-                <w:bCs/>
-                <w:i w:val="false"/>
-                <w:iCs w:val="false"/>
-                <w:color w:val="000000"/>
-                <w:sz w:val="18"/>
-                <w:szCs w:val="18"/>
-              </w:rPr>
-              <w:t xml:space="preserve">–  Reference the specific formulas for the cylinder, cone, and frustum.</w:t>
-            </w:r>
-          </w:p>
-          <w:p>
-            <w:pPr>
-              <w:spacing w:after="30" w:before="0"/>
-              <w:ind w:left="360" w:hanging="180"/>
-              <w:jc w:val="left"/>
-            </w:pPr>
-            <w:r>
-              <w:rPr>
-                <w:rFonts w:ascii="Arial" w:cs="Arial" w:eastAsia="Arial" w:hAnsi="Arial"/>
-                <w:b/>
-                <w:bCs/>
-                <w:i w:val="false"/>
-                <w:iCs w:val="false"/>
-                <w:color w:val="000000"/>
-                <w:sz w:val="18"/>
-                <w:szCs w:val="18"/>
-              </w:rPr>
-              <w:t xml:space="preserve">–  Explain the role of shape — not just size — in determining capacity.</w:t>
-            </w:r>
-          </w:p>
-          <w:p>
-            <w:pPr>
-              <w:spacing w:after="30" w:before="0"/>
-              <w:ind w:left="360" w:hanging="180"/>
-              <w:jc w:val="left"/>
-            </w:pPr>
-            <w:r>
-              <w:rPr>
-                <w:rFonts w:ascii="Arial" w:cs="Arial" w:eastAsia="Arial" w:hAnsi="Arial"/>
-                <w:b/>
-                <w:bCs/>
-                <w:i w:val="false"/>
-                <w:iCs w:val="false"/>
-                <w:color w:val="000000"/>
-                <w:sz w:val="18"/>
-                <w:szCs w:val="18"/>
-              </w:rPr>
-              <w:t xml:space="preserve">–  Connect your mathematical reasoning directly to the Kericho tea farmers and their everyday work.</w:t>
-            </w:r>
-          </w:p>
-          <w:p>
-            <w:pPr>
-              <w:spacing w:after="30" w:before="0"/>
-              <w:ind w:left="360" w:hanging="180"/>
-              <w:jc w:val="left"/>
-            </w:pPr>
-            <w:r>
-              <w:rPr>
-                <w:rFonts w:ascii="Arial" w:cs="Arial" w:eastAsia="Arial" w:hAnsi="Arial"/>
-                <w:b/>
-                <w:bCs/>
-                <w:i w:val="false"/>
-                <w:iCs w:val="false"/>
-                <w:color w:val="000000"/>
-                <w:sz w:val="18"/>
-                <w:szCs w:val="18"/>
-              </w:rPr>
-              <w:t xml:space="preserve">–  End with a statement about how mathematics empowers the farmers or cooperative to make better decisions about container design.</w:t>
-            </w:r>
-          </w:p>
-          <w:p>
-            <w:pPr>
-              <w:spacing w:after="40" w:before="0"/>
-              <w:jc w:val="left"/>
-            </w:pPr>
-            <w:r>
-              <w:rPr>
-                <w:rFonts w:ascii="Arial" w:cs="Arial" w:eastAsia="Arial" w:hAnsi="Arial"/>
-                <w:b/>
-                <w:bCs/>
-                <w:i w:val="false"/>
-                <w:iCs w:val="false"/>
-                <w:color w:val="000000"/>
-                <w:sz w:val="18"/>
-                <w:szCs w:val="18"/>
-              </w:rPr>
-              <w:t xml:space="preserve"/>
-            </w:r>
-          </w:p>
-          <w:p>
-            <w:pPr>
-              <w:spacing w:after="40" w:before="0"/>
-              <w:jc w:val="left"/>
-            </w:pPr>
-            <w:r>
-              <w:rPr>
-                <w:rFonts w:ascii="Arial" w:cs="Arial" w:eastAsia="Arial" w:hAnsi="Arial"/>
-                <w:b/>
-                <w:bCs/>
-                <w:i w:val="false"/>
-                <w:iCs w:val="false"/>
-                <w:color w:val="000000"/>
-                <w:sz w:val="18"/>
-                <w:szCs w:val="18"/>
-              </w:rPr>
-              <w:t xml:space="preserve">Do NOT simply repeat your calculations. This section is about communicating understanding clearly and convincingly.</w:t>
-            </w:r>
-          </w:p>
-        </w:tc>
-        <w:tc>
-          <w:tcPr>
-            <w:tcW w:type="dxa" w:w="10680"/>
+              <w:t xml:space="preserve">Our driving question was: Why do the tea farmers' containers, a cone, a cylinder and a bucket, look nearly the same size but hold such different amounts of water, and how can we use mathematics to design a frustum-shaped container that holds exactly the capacity we need? Write a clear explanation of 6 to 8 sentences. Include (i) the relationship between the cylindrical drum and the conical cover, (ii) why the frustum bucket falls between them, (iii) how the formulas let a farmer design a container, and (iv) your answer to the KICD question: why is the knowledge of volume and capacity useful?</w:t>
+            </w:r>
+          </w:p>
+        </w:tc>
+      </w:tr>
+      <w:tr>
+        <w:trPr>
+          <w:trHeight w:val="4200" w:hRule="atLeast"/>
+        </w:trPr>
+        <w:tc>
+          <w:tcPr>
+            <w:tcW w:type="dxa" w:w="13680"/>
             <w:shd w:fill="FFFFFF" w:color="auto" w:val="clear"/>
             <w:tcMar>
               <w:top w:type="dxa" w:w="60"/>
@@ -2576,127 +1066,13 @@
                 <w:rFonts w:ascii="Arial" w:cs="Arial" w:eastAsia="Arial" w:hAnsi="Arial"/>
                 <w:b w:val="false"/>
                 <w:bCs w:val="false"/>
-                <w:i w:val="false"/>
-                <w:iCs w:val="false"/>
-                <w:color w:val="000000"/>
-                <w:sz w:val="18"/>
-                <w:szCs w:val="18"/>
-              </w:rPr>
-              <w:t xml:space="preserve">The three containers in Kericho — the cylindrical drum, the conical sisal cover, and the frustum-shaped metal bucket — appear similar in size because they share nearly the same height and the same opening diameter. However, shape, not size, determines how much space exists inside a container, and the three shapes distribute their interior space in fundamentally different ways.</w:t>
-            </w:r>
-          </w:p>
-          <w:p>
-            <w:pPr>
-              <w:spacing w:after="40" w:before="0"/>
-              <w:jc w:val="left"/>
-            </w:pPr>
-            <w:r>
-              <w:rPr>
-                <w:rFonts w:ascii="Arial" w:cs="Arial" w:eastAsia="Arial" w:hAnsi="Arial"/>
-                <w:b w:val="false"/>
-                <w:bCs w:val="false"/>
-                <w:i w:val="false"/>
-                <w:iCs w:val="false"/>
-                <w:color w:val="000000"/>
-                <w:sz w:val="18"/>
-                <w:szCs w:val="18"/>
-              </w:rPr>
-              <w:t xml:space="preserve"/>
-            </w:r>
-          </w:p>
-          <w:p>
-            <w:pPr>
-              <w:spacing w:after="40" w:before="0"/>
-              <w:jc w:val="left"/>
-            </w:pPr>
-            <w:r>
-              <w:rPr>
-                <w:rFonts w:ascii="Arial" w:cs="Arial" w:eastAsia="Arial" w:hAnsi="Arial"/>
-                <w:b w:val="false"/>
-                <w:bCs w:val="false"/>
-                <w:i w:val="false"/>
-                <w:iCs w:val="false"/>
-                <w:color w:val="000000"/>
-                <w:sz w:val="18"/>
-                <w:szCs w:val="18"/>
-              </w:rPr>
-              <w:t xml:space="preserve">The cylinder fills every cross-section from base to top with the same circular area, giving it a volume of V = πr²h. The cone, by contrast, tapers continuously to a point, so most of its height contributes very little volume — mathematically, this tapering reduces its capacity to exactly one-third of the cylinder's, giving V = ⅓πr²h. This is why the farmers' cylindrical drum holds precisely three times as much water as the conical sisal cover, even though both containers stand at the same height and have the same base opening. The eye is deceived because it reads the outline, not the interior.</w:t>
-            </w:r>
-          </w:p>
-          <w:p>
-            <w:pPr>
-              <w:spacing w:after="40" w:before="0"/>
-              <w:jc w:val="left"/>
-            </w:pPr>
-            <w:r>
-              <w:rPr>
-                <w:rFonts w:ascii="Arial" w:cs="Arial" w:eastAsia="Arial" w:hAnsi="Arial"/>
-                <w:b w:val="false"/>
-                <w:bCs w:val="false"/>
-                <w:i w:val="false"/>
-                <w:iCs w:val="false"/>
-                <w:color w:val="000000"/>
-                <w:sz w:val="18"/>
-                <w:szCs w:val="18"/>
-              </w:rPr>
-              <w:t xml:space="preserve"/>
-            </w:r>
-          </w:p>
-          <w:p>
-            <w:pPr>
-              <w:spacing w:after="40" w:before="0"/>
-              <w:jc w:val="left"/>
-            </w:pPr>
-            <w:r>
-              <w:rPr>
-                <w:rFonts w:ascii="Arial" w:cs="Arial" w:eastAsia="Arial" w:hAnsi="Arial"/>
-                <w:b w:val="false"/>
-                <w:bCs w:val="false"/>
-                <w:i w:val="false"/>
-                <w:iCs w:val="false"/>
-                <w:color w:val="000000"/>
-                <w:sz w:val="18"/>
-                <w:szCs w:val="18"/>
-              </w:rPr>
-              <w:t xml:space="preserve">The frustum-shaped metal bucket sits between the two extremes: it begins as a cone but has its narrow top removed and replaced with a wider opening. By keeping more of the wider, high-volume lower section and discarding the near-empty pointed tip, the frustum reclaims much of the volume the cone loses, giving it V = ⅓πh(R² + Rr + r²). This is why the bucket holds noticeably more than the cone but still less than the full cylinder.</w:t>
-            </w:r>
-          </w:p>
-          <w:p>
-            <w:pPr>
-              <w:spacing w:after="40" w:before="0"/>
-              <w:jc w:val="left"/>
-            </w:pPr>
-            <w:r>
-              <w:rPr>
-                <w:rFonts w:ascii="Arial" w:cs="Arial" w:eastAsia="Arial" w:hAnsi="Arial"/>
-                <w:b w:val="false"/>
-                <w:bCs w:val="false"/>
-                <w:i w:val="false"/>
-                <w:iCs w:val="false"/>
-                <w:color w:val="000000"/>
-                <w:sz w:val="18"/>
-                <w:szCs w:val="18"/>
-              </w:rPr>
-              <w:t xml:space="preserve"/>
-            </w:r>
-          </w:p>
-          <w:p>
-            <w:pPr>
-              <w:spacing w:after="40" w:before="0"/>
-              <w:jc w:val="left"/>
-            </w:pPr>
-            <w:r>
-              <w:rPr>
-                <w:rFonts w:ascii="Arial" w:cs="Arial" w:eastAsia="Arial" w:hAnsi="Arial"/>
-                <w:b w:val="false"/>
-                <w:bCs w:val="false"/>
-                <w:i w:val="false"/>
-                <w:iCs w:val="false"/>
-                <w:color w:val="000000"/>
-                <w:sz w:val="18"/>
-                <w:szCs w:val="18"/>
-              </w:rPr>
-              <w:t xml:space="preserve">Most powerfully, once the farmers or the cooperative understand these formulas, they are no longer guessing. They can calculate the exact dimensions needed for a container of any required capacity — as demonstrated in the design task for the 80-litre aluminium frustum. Mathematics transforms a puzzling observation on a Kericho farm into a precise engineering tool, saving materials, reducing waste, and ensuring every container does exactly the job it was built to do.</w:t>
+                <w:i/>
+                <w:iCs/>
+                <w:color w:val="808080"/>
+                <w:sz w:val="18"/>
+                <w:szCs w:val="18"/>
+              </w:rPr>
+              <w:t xml:space="preserve">Write your answer here:</w:t>
             </w:r>
           </w:p>
         </w:tc>
@@ -2923,7 +1299,7 @@
                 <w:sz w:val="18"/>
                 <w:szCs w:val="18"/>
               </w:rPr>
-              <w:t xml:space="preserve">Mathematical Accuracy — Formulas and Calculations</w:t>
+              <w:t xml:space="preserve">Use of the anchoring phenomenon and data</w:t>
             </w:r>
           </w:p>
         </w:tc>
@@ -2955,7 +1331,7 @@
                 <w:sz w:val="18"/>
                 <w:szCs w:val="18"/>
               </w:rPr>
-              <w:t xml:space="preserve">All formulas (cylinder, cone, pyramid, frustum) are stated correctly with variables defined. All calculations are accurate, fully shown step-by-step, and consistently use correct units (cm, cm³, litres). Rounding is appropriate and stated.</w:t>
+              <w:t xml:space="preserve">Uses the Kericho containers and the measured capacities (9.4 L, 3.1 L, 6.5 L) correctly and consistently to support every explanation.</w:t>
             </w:r>
           </w:p>
         </w:tc>
@@ -2987,7 +1363,7 @@
                 <w:sz w:val="18"/>
                 <w:szCs w:val="18"/>
               </w:rPr>
-              <w:t xml:space="preserve">Formulas are mostly correct and calculations are shown with only minor arithmetic errors that do not affect overall reasoning. Units are mostly consistent with one or two omissions.</w:t>
+              <w:t xml:space="preserve">Refers to the containers and most of the data correctly, with minor gaps in linking data to explanations.</w:t>
             </w:r>
           </w:p>
         </w:tc>
@@ -3019,7 +1395,7 @@
                 <w:sz w:val="18"/>
                 <w:szCs w:val="18"/>
               </w:rPr>
-              <w:t xml:space="preserve">Some formulas are missing or incorrect. Calculations contain significant errors or missing steps. Units are inconsistently used or omitted, making it difficult to follow the working.</w:t>
+              <w:t xml:space="preserve">Mentions the containers but uses data incorrectly or not at all.</w:t>
             </w:r>
           </w:p>
         </w:tc>
@@ -3053,7 +1429,7 @@
                 <w:sz w:val="18"/>
                 <w:szCs w:val="18"/>
               </w:rPr>
-              <w:t xml:space="preserve">Conceptual Understanding — Shape, Volume and the One-Third Relationship</w:t>
+              <w:t xml:space="preserve">Correct formulas and relationships</w:t>
             </w:r>
           </w:p>
         </w:tc>
@@ -3085,7 +1461,7 @@
                 <w:sz w:val="18"/>
                 <w:szCs w:val="18"/>
               </w:rPr>
-              <w:t xml:space="preserve">The student clearly and accurately explains why a cone holds one-third the volume of a cylinder with the same base and height, extends this reasoning correctly to pyramids and prisms, and articulates why the frustum sits between the cone and cylinder. Explanation goes beyond restating formulas to show genuine understanding of why the relationship exists.</w:t>
+              <w:t xml:space="preserve">States and applies the cone, pyramid, cone-frustum and pyramid-frustum formulas correctly, and explains where the one-third factor and the frustum formula come from.</w:t>
             </w:r>
           </w:p>
         </w:tc>
@@ -3117,7 +1493,7 @@
                 <w:sz w:val="18"/>
                 <w:szCs w:val="18"/>
               </w:rPr>
-              <w:t xml:space="preserve">The student explains the one-third relationship and applies it correctly in most cases. The explanation of the frustum's position between cone and cylinder is present but may lack depth or full algebraic justification.</w:t>
+              <w:t xml:space="preserve">States the formulas correctly but gives only partial explanation of where they come from.</w:t>
             </w:r>
           </w:p>
         </w:tc>
@@ -3149,7 +1525,7 @@
                 <w:sz w:val="18"/>
                 <w:szCs w:val="18"/>
               </w:rPr>
-              <w:t xml:space="preserve">The student identifies that the containers hold different amounts but cannot clearly explain the mathematical reason. The one-third relationship is stated without justification, or is confused between shapes.</w:t>
+              <w:t xml:space="preserve">Formulas are missing, incorrect or only memorised with no reasoning.</w:t>
             </w:r>
           </w:p>
         </w:tc>
@@ -3183,7 +1559,7 @@
                 <w:sz w:val="18"/>
                 <w:szCs w:val="18"/>
               </w:rPr>
-              <w:t xml:space="preserve">Design Task — Algebraic Reasoning and Problem Solving</w:t>
+              <w:t xml:space="preserve">Calculation and unit conversion</w:t>
             </w:r>
           </w:p>
         </w:tc>
@@ -3215,7 +1591,7 @@
                 <w:sz w:val="18"/>
                 <w:szCs w:val="18"/>
               </w:rPr>
-              <w:t xml:space="preserve">The student correctly substitutes r = 0.6R into the frustum formula, simplifies fully and accurately, solves for R showing all algebraic steps, and verifies the answer by back-substitution. The solution is clearly communicated and the result is interpreted in context (jerricans, practicality for farmers).</w:t>
+              <w:t xml:space="preserve">Calculations are accurate and clearly laid out, with correct conversions between cm³, mL and L and correct solving for R.</w:t>
             </w:r>
           </w:p>
         </w:tc>
@@ -3247,7 +1623,7 @@
                 <w:sz w:val="18"/>
                 <w:szCs w:val="18"/>
               </w:rPr>
-              <w:t xml:space="preserve">The student sets up the substitution correctly and reaches a value for R with only minor errors. Verification is attempted. Contextual interpretation is present but may be brief or partially correct.</w:t>
+              <w:t xml:space="preserve">Method is correct with small arithmetic or unit slips.</w:t>
             </w:r>
           </w:p>
         </w:tc>
@@ -3279,7 +1655,7 @@
                 <w:sz w:val="18"/>
                 <w:szCs w:val="18"/>
               </w:rPr>
-              <w:t xml:space="preserve">The student attempts the substitution but makes significant algebraic errors that lead to an incorrect value of R. Verification is missing or incorrect. Little or no contextual interpretation is provided.</w:t>
+              <w:t xml:space="preserve">Method is unclear or contains major errors in calculation or units.</w:t>
             </w:r>
           </w:p>
         </w:tc>
@@ -3313,7 +1689,7 @@
                 <w:sz w:val="18"/>
                 <w:szCs w:val="18"/>
               </w:rPr>
-              <w:t xml:space="preserve">Connections to the Kericho Phenomenon and Real-World Context</w:t>
+              <w:t xml:space="preserve">Scientific explanation of why shapes hold different amounts</w:t>
             </w:r>
           </w:p>
         </w:tc>
@@ -3345,7 +1721,7 @@
                 <w:sz w:val="18"/>
                 <w:szCs w:val="18"/>
               </w:rPr>
-              <w:t xml:space="preserve">Every section explicitly and specifically connects mathematical results back to the Kericho tea farmers' containers and their work. The student uses the farmers' actual container dimensions and explains how the mathematics is useful in a farming or cooperative context. Kenyan context feels authentic, not decorative.</w:t>
+              <w:t xml:space="preserve">Explains clearly, using cross-sections and the cone-removed-from-cone idea, why the cylinder holds most, the cone least and the frustum in between.</w:t>
             </w:r>
           </w:p>
         </w:tc>
@@ -3377,7 +1753,7 @@
                 <w:sz w:val="18"/>
                 <w:szCs w:val="18"/>
               </w:rPr>
-              <w:t xml:space="preserve">Most sections reference the Kericho phenomenon. The connections are present and relevant but may be formulaic or limited to one or two sentences per section rather than deeply integrated throughout.</w:t>
+              <w:t xml:space="preserve">Gives a mostly correct explanation, but relies on general statements.</w:t>
             </w:r>
           </w:p>
         </w:tc>
@@ -3409,7 +1785,7 @@
                 <w:sz w:val="18"/>
                 <w:szCs w:val="18"/>
               </w:rPr>
-              <w:t xml:space="preserve">References to the Kericho context are rare, vague, or only appear in the final section. The explanation could have been written about any containers anywhere, with the Kenyan context added superficially.</w:t>
+              <w:t xml:space="preserve">Explanation is incomplete or only describes what the containers look like.</w:t>
             </w:r>
           </w:p>
         </w:tc>
@@ -3443,7 +1819,7 @@
                 <w:sz w:val="18"/>
                 <w:szCs w:val="18"/>
               </w:rPr>
-              <w:t xml:space="preserve">Communication — Clarity, Structure and Mathematical Language</w:t>
+              <w:t xml:space="preserve">Application, design and communication</w:t>
             </w:r>
           </w:p>
         </w:tc>
@@ -3475,7 +1851,7 @@
                 <w:sz w:val="18"/>
                 <w:szCs w:val="18"/>
               </w:rPr>
-              <w:t xml:space="preserve">The final explanation (Section 5) is well-structured, clearly written, and fully answers the driving question in 200–300 words. Mathematical vocabulary (frustum, radius, capacity, volume, cross-section, taper) is used correctly and consistently throughout all five sections. The writing is confident and precise.</w:t>
+              <w:t xml:space="preserve">Designs a container for a target capacity, identifies realistic sources of error and explains the usefulness of volume and capacity in clear, well-organised sentences.</w:t>
             </w:r>
           </w:p>
         </w:tc>
@@ -3507,7 +1883,7 @@
                 <w:sz w:val="18"/>
                 <w:szCs w:val="18"/>
               </w:rPr>
-              <w:t xml:space="preserve">The final explanation addresses the driving question adequately and uses most mathematical vocabulary correctly. Minor gaps in structure or vocabulary do not significantly impede understanding.</w:t>
+              <w:t xml:space="preserve">Completes the design task and gives some sources of error and uses, with minor lapses in clarity.</w:t>
             </w:r>
           </w:p>
         </w:tc>
@@ -3539,7 +1915,7 @@
                 <w:sz w:val="18"/>
                 <w:szCs w:val="18"/>
               </w:rPr>
-              <w:t xml:space="preserve">The final explanation is incomplete, unclear, or does not directly address the driving question. Mathematical vocabulary is limited, misused, or absent, making it difficult to assess the student's understanding from their writing alone.</w:t>
+              <w:t xml:space="preserve">Design is incomplete and the uses of volume and capacity are unclear.</w:t>
             </w:r>
           </w:p>
         </w:tc>
@@ -3663,7 +2039,7 @@
         </w:rPr>
         <w:t xml:space="preserve">© 2026 SeaVuria and ARES. This work is licensed under a </w:t>
       </w:r>
-      <w:hyperlink w:history="1" r:id="rId_t3oamky_bxeucc12_pzu">
+      <w:hyperlink w:history="1" r:id="rId-eavrsdzr-hmmkfajzplt">
         <w:r>
           <w:rPr>
             <w:rFonts w:ascii="Arial" w:cs="Arial" w:eastAsia="Arial" w:hAnsi="Arial"/>
@@ -3683,7 +2059,7 @@
         </w:rPr>
         <w:t xml:space="preserve"> (</w:t>
       </w:r>
-      <w:hyperlink w:history="1" r:id="rIdotnk_3zl_bsnkfrcek2_h">
+      <w:hyperlink w:history="1" r:id="rId88rrvn1oepxezgfl51gte">
         <w:r>
           <w:rPr>
             <w:rFonts w:ascii="Arial" w:cs="Arial" w:eastAsia="Arial" w:hAnsi="Arial"/>
@@ -3703,7 +2079,7 @@
         </w:rPr>
         <w:t xml:space="preserve">). To view a copy of this license, visit </w:t>
       </w:r>
-      <w:hyperlink w:history="1" r:id="rIdwwftkrr7dzqqmcueqjbbf">
+      <w:hyperlink w:history="1" r:id="rIdyv7ydzqfftx3-pfk1l0u8">
         <w:r>
           <w:rPr>
             <w:rFonts w:ascii="Arial" w:cs="Arial" w:eastAsia="Arial" w:hAnsi="Arial"/>

--- a/data/outputs/v2/Essential_Mathematics/SS2.7_Volume_and_Capacity/Essential_Mathematics_Volume_and_Capacity_FinalExplanation.docx
+++ b/data/outputs/v2/Essential_Mathematics/SS2.7_Volume_and_Capacity/Essential_Mathematics_Volume_and_Capacity_FinalExplanation.docx
@@ -2039,7 +2039,7 @@
         </w:rPr>
         <w:t xml:space="preserve">© 2026 SeaVuria and ARES. This work is licensed under a </w:t>
       </w:r>
-      <w:hyperlink w:history="1" r:id="rId-eavrsdzr-hmmkfajzplt">
+      <w:hyperlink w:history="1" r:id="rId0xheszv7jrg4zgimzbknj">
         <w:r>
           <w:rPr>
             <w:rFonts w:ascii="Arial" w:cs="Arial" w:eastAsia="Arial" w:hAnsi="Arial"/>
@@ -2059,7 +2059,7 @@
         </w:rPr>
         <w:t xml:space="preserve"> (</w:t>
       </w:r>
-      <w:hyperlink w:history="1" r:id="rId88rrvn1oepxezgfl51gte">
+      <w:hyperlink w:history="1" r:id="rIdrn9fx7amgmae_f1h_5qyh">
         <w:r>
           <w:rPr>
             <w:rFonts w:ascii="Arial" w:cs="Arial" w:eastAsia="Arial" w:hAnsi="Arial"/>
@@ -2079,7 +2079,7 @@
         </w:rPr>
         <w:t xml:space="preserve">). To view a copy of this license, visit </w:t>
       </w:r>
-      <w:hyperlink w:history="1" r:id="rIdyv7ydzqfftx3-pfk1l0u8">
+      <w:hyperlink w:history="1" r:id="rIdwldl5j_sheowcerxdrsd5">
         <w:r>
           <w:rPr>
             <w:rFonts w:ascii="Arial" w:cs="Arial" w:eastAsia="Arial" w:hAnsi="Arial"/>

--- a/data/outputs/v2/Essential_Mathematics/SS2.7_Volume_and_Capacity/Essential_Mathematics_Volume_and_Capacity_FinalExplanation.docx
+++ b/data/outputs/v2/Essential_Mathematics/SS2.7_Volume_and_Capacity/Essential_Mathematics_Volume_and_Capacity_FinalExplanation.docx
@@ -2039,7 +2039,7 @@
         </w:rPr>
         <w:t xml:space="preserve">© 2026 SeaVuria and ARES. This work is licensed under a </w:t>
       </w:r>
-      <w:hyperlink w:history="1" r:id="rId0xheszv7jrg4zgimzbknj">
+      <w:hyperlink w:history="1" r:id="rIdtwbdhxy9awy0gadiq9vq4">
         <w:r>
           <w:rPr>
             <w:rFonts w:ascii="Arial" w:cs="Arial" w:eastAsia="Arial" w:hAnsi="Arial"/>
@@ -2059,7 +2059,7 @@
         </w:rPr>
         <w:t xml:space="preserve"> (</w:t>
       </w:r>
-      <w:hyperlink w:history="1" r:id="rIdrn9fx7amgmae_f1h_5qyh">
+      <w:hyperlink w:history="1" r:id="rIdyve8cjjc-keu3deilfhq1">
         <w:r>
           <w:rPr>
             <w:rFonts w:ascii="Arial" w:cs="Arial" w:eastAsia="Arial" w:hAnsi="Arial"/>
@@ -2079,7 +2079,7 @@
         </w:rPr>
         <w:t xml:space="preserve">). To view a copy of this license, visit </w:t>
       </w:r>
-      <w:hyperlink w:history="1" r:id="rIdwldl5j_sheowcerxdrsd5">
+      <w:hyperlink w:history="1" r:id="rIddjrrt4jufifsm6ajcnc8c">
         <w:r>
           <w:rPr>
             <w:rFonts w:ascii="Arial" w:cs="Arial" w:eastAsia="Arial" w:hAnsi="Arial"/>

--- a/data/outputs/v2/Essential_Mathematics/SS2.7_Volume_and_Capacity/Essential_Mathematics_Volume_and_Capacity_FinalExplanation.docx
+++ b/data/outputs/v2/Essential_Mathematics/SS2.7_Volume_and_Capacity/Essential_Mathematics_Volume_and_Capacity_FinalExplanation.docx
@@ -2039,7 +2039,7 @@
         </w:rPr>
         <w:t xml:space="preserve">© 2026 SeaVuria and ARES. This work is licensed under a </w:t>
       </w:r>
-      <w:hyperlink w:history="1" r:id="rIdtwbdhxy9awy0gadiq9vq4">
+      <w:hyperlink w:history="1" r:id="rId2a_cwy5yjvlbdpmehv1he">
         <w:r>
           <w:rPr>
             <w:rFonts w:ascii="Arial" w:cs="Arial" w:eastAsia="Arial" w:hAnsi="Arial"/>
@@ -2059,7 +2059,7 @@
         </w:rPr>
         <w:t xml:space="preserve"> (</w:t>
       </w:r>
-      <w:hyperlink w:history="1" r:id="rIdyve8cjjc-keu3deilfhq1">
+      <w:hyperlink w:history="1" r:id="rIdwlxzblrehbtq5l9qll6st">
         <w:r>
           <w:rPr>
             <w:rFonts w:ascii="Arial" w:cs="Arial" w:eastAsia="Arial" w:hAnsi="Arial"/>
@@ -2079,7 +2079,7 @@
         </w:rPr>
         <w:t xml:space="preserve">). To view a copy of this license, visit </w:t>
       </w:r>
-      <w:hyperlink w:history="1" r:id="rIddjrrt4jufifsm6ajcnc8c">
+      <w:hyperlink w:history="1" r:id="rIdl-nfjusoj7i-qpddvaa4l">
         <w:r>
           <w:rPr>
             <w:rFonts w:ascii="Arial" w:cs="Arial" w:eastAsia="Arial" w:hAnsi="Arial"/>

--- a/data/outputs/v2/Essential_Mathematics/SS2.7_Volume_and_Capacity/Essential_Mathematics_Volume_and_Capacity_FinalExplanation.docx
+++ b/data/outputs/v2/Essential_Mathematics/SS2.7_Volume_and_Capacity/Essential_Mathematics_Volume_and_Capacity_FinalExplanation.docx
@@ -95,7 +95,7 @@
                 <w:sz w:val="22"/>
                 <w:szCs w:val="22"/>
               </w:rPr>
-              <w:t xml:space="preserve">FINAL EXPLANATION: ESSENTIAL MATHEMATICS GRADE 10: SUB-STRAND 2.7 VOLUME AND CAPACITY — FINAL EXPLANATION</w:t>
+              <w:t xml:space="preserve">FINAL EXPLANATION: ESSENTIAL MATHEMATICS GRADE 10: VOLUME AND CAPACITY (SUB-STRAND 2.7)</w:t>
             </w:r>
           </w:p>
         </w:tc>
@@ -422,7 +422,7 @@
                 <w:sz w:val="18"/>
                 <w:szCs w:val="18"/>
               </w:rPr>
-              <w:t xml:space="preserve">This is your Final Explanation for the unit. Use what you have learned in all eight lessons about the Kericho tea farmers' three containers: the cylindrical drum (A), the conical sisal cover (B) and the metal frustum bucket (C). Write your answers in the space under each prompt. Use full sentences, show every step of any calculation, include units, and refer to the measurements from the lessons where a question asks you to. Use the formulas and ideas we developed in class, and explain why each one works as well as what it is.</w:t>
+              <w:t xml:space="preserve">This is your Final Explanation of the Kericho containers puzzle. Mr. Kiprop asked Mama Chebet why his bucket is not as big as her drum when they look the same size. You will now answer him using mathematics. Use pi = 22/7 in all calculations. Remember: 1 cm³ = 1 mL, 1000 cm³ = 1 L and 1 m³ = 1000 L. Write your answers in the space under each prompt. Show every step of your working, include units, and give litres to 2 decimal places for the Kericho containers. Refer to the containers as drum (A), cover (B) and bucket (C). Use the evidence you collected in Lessons 1 to 8 and link every answer back to the driving question.</w:t>
             </w:r>
           </w:p>
         </w:tc>
@@ -481,7 +481,7 @@
                 <w:sz w:val="22"/>
                 <w:szCs w:val="22"/>
               </w:rPr>
-              <w:t xml:space="preserve">Part 1: The three containers and the 3 : 1 pattern</w:t>
+              <w:t xml:space="preserve">Part 1: Same Look, Different Shape</w:t>
             </w:r>
           </w:p>
         </w:tc>
@@ -515,7 +515,7 @@
                 <w:sz w:val="18"/>
                 <w:szCs w:val="18"/>
               </w:rPr>
-              <w:t xml:space="preserve">In Lesson 1 the three Kericho containers were filled to the brim. The drum (A) held about 9.4 L, the conical cover (B) about 3.1 L and the metal bucket (C) about 6.5 L, even though all three have roughly the same height and opening diameter. (a) Work out the ratio of the capacity of A to the capacity of B and say what it suggests. (b) Describe the pouring experiment from Lesson 2 that showed this ratio, and say what you saw. (c) Starting from V = πr²h for the cylinder, show how you get the volume formula for the cone. (d) Explain in your own words why the cone holds less than the cylinder even though they have the same height and opening width.</w:t>
+              <w:t xml:space="preserve">Mama Chebet's drum (A), conical sisal cover (B) and metal bucket (C) are all about 60 cm tall with a 42 cm opening. (a) Write down the opening radius. (b) Explain why having the same height and the same opening does not mean the containers hold the same amount. (c) Think back to your Lesson 1 prediction. How did your predicted order compare with what you later found, and what idea were you missing at that time? (d) State the difference between volume and capacity, with the units used for each.</w:t>
             </w:r>
           </w:p>
         </w:tc>
@@ -611,7 +611,7 @@
                 <w:sz w:val="22"/>
                 <w:szCs w:val="22"/>
               </w:rPr>
-              <w:t xml:space="preserve">Part 2: Where does the metal bucket fit?</w:t>
+              <w:t xml:space="preserve">Part 2: The Drum and the Cover</w:t>
             </w:r>
           </w:p>
         </w:tc>
@@ -645,7 +645,7 @@
                 <w:sz w:val="18"/>
                 <w:szCs w:val="18"/>
               </w:rPr>
-              <w:t xml:space="preserve">Container C, the metal bucket, is a frustum of a cone. (a) Where does its capacity (about 6.5 L) sit compared with the cone (about 3.1 L) and the cylinder (about 9.4 L)? (b) Explain how a frustum is related to two cones. (c) Write the volume formula for a frustum of a cone, where R is the top radius, r is the bottom radius and h is the vertical height, and state which two cone volumes are subtracted to obtain it. (d) Explain why the bucket holds more water than the cone even though both have the same height and top opening.</w:t>
+              <w:t xml:space="preserve">(a) Describe the pouring investigation you did with a hollow cone and a hollow cylinder of the same base radius and height. What did you find? (b) Write the formula for the volume of a cone. (c) Calculate the volume of the cylindrical drum (A) and of the conical cover (B) in cm³ and then in litres. (d) Show how your answers prove the relationship between the drum and the cover.</w:t>
             </w:r>
           </w:p>
         </w:tc>
@@ -741,7 +741,7 @@
                 <w:sz w:val="22"/>
                 <w:szCs w:val="22"/>
               </w:rPr>
-              <w:t xml:space="preserve">Part 3: Pyramids, frustums of pyramids and units</w:t>
+              <w:t xml:space="preserve">Part 3: Explaining the Bucket</w:t>
             </w:r>
           </w:p>
         </w:tc>
@@ -775,7 +775,7 @@
                 <w:sz w:val="18"/>
                 <w:szCs w:val="18"/>
               </w:rPr>
-              <w:t xml:space="preserve">(a) In Lesson 3 you filled a square-based pyramid with rice and poured it into a cuboid with the same base and height. State what you found and write the volume formula for the pyramid. (b) Explain what the cone–cylinder result and the pyramid–cuboid result have in common. (c) Write the volume formula for a frustum of a square pyramid in terms of the areas A₁ and A₂ of its two parallel faces and the height h, and explain what is the same and what is different between this and the frustum of a cone. (d) A container has a volume of 9 400 cm³. Convert this to litres, and give the conversion relationships you used.</w:t>
+              <w:t xml:space="preserve">Bucket C has top radius R = 21 cm, bottom radius r = 14 cm and height h = 60 cm. (a) Explain how a frustum of a cone can be thought of in terms of two cones. (b) Use similar triangles to find the height of the small cone that was removed and of the full cone. (c) Calculate the volume of the full cone and of the small cone. (d) Find the capacity of the bucket in litres and check it with the frustum formula. (e) Answer Mr. Kiprop: why is his bucket not as big as the drum, yet bigger than the cover? Use your numbers.</w:t>
             </w:r>
           </w:p>
         </w:tc>
@@ -871,7 +871,7 @@
                 <w:sz w:val="22"/>
                 <w:szCs w:val="22"/>
               </w:rPr>
-              <w:t xml:space="preserve">Part 4: Designing a container of exact capacity</w:t>
+              <w:t xml:space="preserve">Part 4: Pyramids and Their Frustums</w:t>
             </w:r>
           </w:p>
         </w:tc>
@@ -905,7 +905,7 @@
                 <w:sz w:val="18"/>
                 <w:szCs w:val="18"/>
               </w:rPr>
-              <w:t xml:space="preserve">A Kericho farmer wants a new frustum-shaped metal bucket that holds 10 litres. Available sheet metal fixes the vertical height at h = 30 cm and the bottom radius at r = 8 cm. (a) Convert the target capacity to cm³. (b) Substitute into the frustum formula and write an equation for the top radius R. (c) Solve for R, giving your answer to 1 decimal place, and say whether it is a sensible size for a bucket with r = 8 cm. (d) If you built a model bucket like this and found that it held slightly more or less than 10 L when filled with water, give two possible reasons for the difference, based on your project in Lesson 7.</w:t>
+              <w:t xml:space="preserve">(a) A hollow square-based pyramid with base 30 cm × 30 cm and height 40 cm was poured into a cuboid of the same base and height. State what you found and write the pyramid volume rule. Calculate the pyramid's volume in cm³ and litres. (b) A maize bin for Rift Valley farmers is a square-based frustum with top side 60 cm, bottom side 30 cm and height 40 cm. Calculate its capacity in litres using the frustum formula for a pyramid. (c) Check your answer using the large-minus-small pyramid method. (d) The bulk density of maize is 0.75 kg per litre. Find the mass of maize the bin holds.</w:t>
             </w:r>
           </w:p>
         </w:tc>
@@ -1001,7 +1001,7 @@
                 <w:sz w:val="22"/>
                 <w:szCs w:val="22"/>
               </w:rPr>
-              <w:t xml:space="preserve">Part 5: Answering the driving question</w:t>
+              <w:t xml:space="preserve">Part 5: Designing and Using Mathematics</w:t>
             </w:r>
           </w:p>
         </w:tc>
@@ -1035,7 +1035,7 @@
                 <w:sz w:val="18"/>
                 <w:szCs w:val="18"/>
               </w:rPr>
-              <w:t xml:space="preserve">Our driving question was: Why do the tea farmers' containers, a cone, a cylinder and a bucket, look nearly the same size but hold such different amounts of water, and how can we use mathematics to design a frustum-shaped container that holds exactly the capacity we need? Write a clear explanation of 6 to 8 sentences. Include (i) the relationship between the cylindrical drum and the conical cover, (ii) why the frustum bucket falls between them, (iii) how the formulas let a farmer design a container, and (iv) your answer to the KICD question: why is the knowledge of volume and capacity useful?</w:t>
+              <w:t xml:space="preserve">(a) A cup is a frustum with top radius 6 cm, bottom radius 3 cm and height 7 cm. Calculate its volume, then find how many such cups fill the Kericho drum (A). (b) When you built and tested your own model containers, your measured capacity was not exactly the same as the calculated one. Explain how you calculated percentage error and give two reasons for the difference. (c) Write a short final explanation (4 to 6 sentences) that answers the driving question: why do the three containers hold such different amounts, and how can we use mathematics to design a frustum container that holds exactly the capacity we need? Include the key numbers. (d) Using your answer to the KICD key inquiry question, explain why knowledge of volume and capacity is useful.</w:t>
             </w:r>
           </w:p>
         </w:tc>
@@ -1299,7 +1299,7 @@
                 <w:sz w:val="18"/>
                 <w:szCs w:val="18"/>
               </w:rPr>
-              <w:t xml:space="preserve">Use of the anchoring phenomenon and data</w:t>
+              <w:t xml:space="preserve">Mathematical accuracy and units</w:t>
             </w:r>
           </w:p>
         </w:tc>
@@ -1331,7 +1331,7 @@
                 <w:sz w:val="18"/>
                 <w:szCs w:val="18"/>
               </w:rPr>
-              <w:t xml:space="preserve">Uses the Kericho containers and the measured capacities (9.4 L, 3.1 L, 6.5 L) correctly and consistently to support every explanation.</w:t>
+              <w:t xml:space="preserve">All volumes, capacities, ratios and conversions are correct, use pi = 22/7, and include correct units with litres to 2 decimal places for the Kericho containers.</w:t>
             </w:r>
           </w:p>
         </w:tc>
@@ -1363,7 +1363,7 @@
                 <w:sz w:val="18"/>
                 <w:szCs w:val="18"/>
               </w:rPr>
-              <w:t xml:space="preserve">Refers to the containers and most of the data correctly, with minor gaps in linking data to explanations.</w:t>
+              <w:t xml:space="preserve">Most calculations are correct, with one or two small slips in arithmetic or units that do not change the conclusion.</w:t>
             </w:r>
           </w:p>
         </w:tc>
@@ -1395,7 +1395,7 @@
                 <w:sz w:val="18"/>
                 <w:szCs w:val="18"/>
               </w:rPr>
-              <w:t xml:space="preserve">Mentions the containers but uses data incorrectly or not at all.</w:t>
+              <w:t xml:space="preserve">Several calculations or conversions are incorrect, or units are missing, so the conclusions are not supported.</w:t>
             </w:r>
           </w:p>
         </w:tc>
@@ -1429,7 +1429,7 @@
                 <w:sz w:val="18"/>
                 <w:szCs w:val="18"/>
               </w:rPr>
-              <w:t xml:space="preserve">Correct formulas and relationships</w:t>
+              <w:t xml:space="preserve">Use of formulas and methods</w:t>
             </w:r>
           </w:p>
         </w:tc>
@@ -1461,7 +1461,7 @@
                 <w:sz w:val="18"/>
                 <w:szCs w:val="18"/>
               </w:rPr>
-              <w:t xml:space="preserve">States and applies the cone, pyramid, cone-frustum and pyramid-frustum formulas correctly, and explains where the one-third factor and the frustum formula come from.</w:t>
+              <w:t xml:space="preserve">Chooses the correct formula for each solid and uses the large-minus-small method and similar triangles accurately, showing the cone-cylinder and pyramid-cuboid one-third relationships.</w:t>
             </w:r>
           </w:p>
         </w:tc>
@@ -1493,7 +1493,7 @@
                 <w:sz w:val="18"/>
                 <w:szCs w:val="18"/>
               </w:rPr>
-              <w:t xml:space="preserve">States the formulas correctly but gives only partial explanation of where they come from.</w:t>
+              <w:t xml:space="preserve">Uses the correct formulas in most cases but the working for similar triangles or large-minus-small is partly incomplete.</w:t>
             </w:r>
           </w:p>
         </w:tc>
@@ -1525,7 +1525,7 @@
                 <w:sz w:val="18"/>
                 <w:szCs w:val="18"/>
               </w:rPr>
-              <w:t xml:space="preserve">Formulas are missing, incorrect or only memorised with no reasoning.</w:t>
+              <w:t xml:space="preserve">Uses wrong formulas or cannot show how a frustum relates to a cone or pyramid.</w:t>
             </w:r>
           </w:p>
         </w:tc>
@@ -1559,7 +1559,7 @@
                 <w:sz w:val="18"/>
                 <w:szCs w:val="18"/>
               </w:rPr>
-              <w:t xml:space="preserve">Calculation and unit conversion</w:t>
+              <w:t xml:space="preserve">Explaining the phenomenon</w:t>
             </w:r>
           </w:p>
         </w:tc>
@@ -1591,7 +1591,7 @@
                 <w:sz w:val="18"/>
                 <w:szCs w:val="18"/>
               </w:rPr>
-              <w:t xml:space="preserve">Calculations are accurate and clearly laid out, with correct conversions between cm³, mL and L and correct solving for R.</w:t>
+              <w:t xml:space="preserve">Clearly explains that the containers differ in capacity because their shape differs, uses 27.72 L, 58.52 L and 83.16 L, and answers Mr. Kiprop's question with the tapering reasoning.</w:t>
             </w:r>
           </w:p>
         </w:tc>
@@ -1623,7 +1623,7 @@
                 <w:sz w:val="18"/>
                 <w:szCs w:val="18"/>
               </w:rPr>
-              <w:t xml:space="preserve">Method is correct with small arithmetic or unit slips.</w:t>
+              <w:t xml:space="preserve">Explains that shape matters and quotes the capacities, but the reasoning about tapering is general or incomplete.</w:t>
             </w:r>
           </w:p>
         </w:tc>
@@ -1655,7 +1655,7 @@
                 <w:sz w:val="18"/>
                 <w:szCs w:val="18"/>
               </w:rPr>
-              <w:t xml:space="preserve">Method is unclear or contains major errors in calculation or units.</w:t>
+              <w:t xml:space="preserve">States that the containers differ without a mathematical explanation or with incorrect numbers.</w:t>
             </w:r>
           </w:p>
         </w:tc>
@@ -1689,7 +1689,7 @@
                 <w:sz w:val="18"/>
                 <w:szCs w:val="18"/>
               </w:rPr>
-              <w:t xml:space="preserve">Scientific explanation of why shapes hold different amounts</w:t>
+              <w:t xml:space="preserve">Evidence, error and design reasoning</w:t>
             </w:r>
           </w:p>
         </w:tc>
@@ -1721,7 +1721,7 @@
                 <w:sz w:val="18"/>
                 <w:szCs w:val="18"/>
               </w:rPr>
-              <w:t xml:space="preserve">Explains clearly, using cross-sections and the cone-removed-from-cone idea, why the cylinder holds most, the cone least and the frustum in between.</w:t>
+              <w:t xml:space="preserve">Uses evidence from the pouring and model investigations, explains percentage error and its causes, and describes a clear process for designing a frustum of a required capacity.</w:t>
             </w:r>
           </w:p>
         </w:tc>
@@ -1753,7 +1753,7 @@
                 <w:sz w:val="18"/>
                 <w:szCs w:val="18"/>
               </w:rPr>
-              <w:t xml:space="preserve">Gives a mostly correct explanation, but relies on general statements.</w:t>
+              <w:t xml:space="preserve">Mentions evidence and at least one cause of error, and gives a partial design process.</w:t>
             </w:r>
           </w:p>
         </w:tc>
@@ -1785,7 +1785,7 @@
                 <w:sz w:val="18"/>
                 <w:szCs w:val="18"/>
               </w:rPr>
-              <w:t xml:space="preserve">Explanation is incomplete or only describes what the containers look like.</w:t>
+              <w:t xml:space="preserve">Gives little evidence from the investigations and no clear explanation of error or design.</w:t>
             </w:r>
           </w:p>
         </w:tc>
@@ -1819,7 +1819,7 @@
                 <w:sz w:val="18"/>
                 <w:szCs w:val="18"/>
               </w:rPr>
-              <w:t xml:space="preserve">Application, design and communication</w:t>
+              <w:t xml:space="preserve">Communication and usefulness of volume and capacity</w:t>
             </w:r>
           </w:p>
         </w:tc>
@@ -1851,7 +1851,7 @@
                 <w:sz w:val="18"/>
                 <w:szCs w:val="18"/>
               </w:rPr>
-              <w:t xml:space="preserve">Designs a container for a target capacity, identifies realistic sources of error and explains the usefulness of volume and capacity in clear, well-organised sentences.</w:t>
+              <w:t xml:space="preserve">Writes clear, well-organised steps in sensible language and gives well-chosen Kenyan examples that show why volume and capacity are useful.</w:t>
             </w:r>
           </w:p>
         </w:tc>
@@ -1883,7 +1883,7 @@
                 <w:sz w:val="18"/>
                 <w:szCs w:val="18"/>
               </w:rPr>
-              <w:t xml:space="preserve">Completes the design task and gives some sources of error and uses, with minor lapses in clarity.</w:t>
+              <w:t xml:space="preserve">Writing is mostly clear and gives one or two examples of usefulness.</w:t>
             </w:r>
           </w:p>
         </w:tc>
@@ -1915,7 +1915,7 @@
                 <w:sz w:val="18"/>
                 <w:szCs w:val="18"/>
               </w:rPr>
-              <w:t xml:space="preserve">Design is incomplete and the uses of volume and capacity are unclear.</w:t>
+              <w:t xml:space="preserve">Writing is hard to follow and gives no examples of why volume and capacity are useful.</w:t>
             </w:r>
           </w:p>
         </w:tc>
@@ -2039,7 +2039,7 @@
         </w:rPr>
         <w:t xml:space="preserve">© 2026 SeaVuria and ARES. This work is licensed under a </w:t>
       </w:r>
-      <w:hyperlink w:history="1" r:id="rId2a_cwy5yjvlbdpmehv1he">
+      <w:hyperlink w:history="1" r:id="rIdj9pu4012xp6chjdimzaay">
         <w:r>
           <w:rPr>
             <w:rFonts w:ascii="Arial" w:cs="Arial" w:eastAsia="Arial" w:hAnsi="Arial"/>
@@ -2059,7 +2059,7 @@
         </w:rPr>
         <w:t xml:space="preserve"> (</w:t>
       </w:r>
-      <w:hyperlink w:history="1" r:id="rIdwlxzblrehbtq5l9qll6st">
+      <w:hyperlink w:history="1" r:id="rIdj39cso0pu3mawkg6ycwuc">
         <w:r>
           <w:rPr>
             <w:rFonts w:ascii="Arial" w:cs="Arial" w:eastAsia="Arial" w:hAnsi="Arial"/>
@@ -2079,7 +2079,7 @@
         </w:rPr>
         <w:t xml:space="preserve">). To view a copy of this license, visit </w:t>
       </w:r>
-      <w:hyperlink w:history="1" r:id="rIdl-nfjusoj7i-qpddvaa4l">
+      <w:hyperlink w:history="1" r:id="rIder0bk-u1o8jynrxpl5ira">
         <w:r>
           <w:rPr>
             <w:rFonts w:ascii="Arial" w:cs="Arial" w:eastAsia="Arial" w:hAnsi="Arial"/>

--- a/data/outputs/v2/Essential_Mathematics/SS2.7_Volume_and_Capacity/Essential_Mathematics_Volume_and_Capacity_FinalExplanation.docx
+++ b/data/outputs/v2/Essential_Mathematics/SS2.7_Volume_and_Capacity/Essential_Mathematics_Volume_and_Capacity_FinalExplanation.docx
@@ -4,6 +4,7 @@
   <w:body>
     <w:p>
       <w:pPr>
+        <w:keepNext w:val="false"/>
         <w:spacing w:after="30" w:before="0"/>
         <w:jc w:val="center"/>
       </w:pPr>
@@ -23,6 +24,7 @@
     </w:p>
     <w:p>
       <w:pPr>
+        <w:keepNext w:val="false"/>
         <w:spacing w:after="60" w:before="0"/>
         <w:jc w:val="center"/>
       </w:pPr>
@@ -81,6 +83,7 @@
           </w:tcPr>
           <w:p>
             <w:pPr>
+              <w:keepNext w:val="false"/>
               <w:spacing w:after="40" w:before="0"/>
               <w:jc w:val="center"/>
             </w:pPr>
@@ -116,6 +119,7 @@
           </w:tcPr>
           <w:p>
             <w:pPr>
+              <w:keepNext w:val="false"/>
               <w:spacing w:after="40" w:before="0"/>
               <w:jc w:val="center"/>
             </w:pPr>
@@ -150,6 +154,7 @@
           </w:tcPr>
           <w:p>
             <w:pPr>
+              <w:keepNext w:val="false"/>
               <w:spacing w:after="40" w:before="0"/>
               <w:jc w:val="left"/>
             </w:pPr>
@@ -182,6 +187,7 @@
           </w:tcPr>
           <w:p>
             <w:pPr>
+              <w:keepNext w:val="false"/>
               <w:spacing w:after="40" w:before="0"/>
               <w:jc w:val="left"/>
             </w:pPr>
@@ -216,6 +222,7 @@
           </w:tcPr>
           <w:p>
             <w:pPr>
+              <w:keepNext w:val="false"/>
               <w:spacing w:after="40" w:before="0"/>
               <w:jc w:val="left"/>
             </w:pPr>
@@ -248,6 +255,7 @@
           </w:tcPr>
           <w:p>
             <w:pPr>
+              <w:keepNext w:val="false"/>
               <w:spacing w:after="40" w:before="0"/>
               <w:jc w:val="left"/>
             </w:pPr>
@@ -282,6 +290,7 @@
           </w:tcPr>
           <w:p>
             <w:pPr>
+              <w:keepNext w:val="false"/>
               <w:spacing w:after="40" w:before="0"/>
               <w:jc w:val="left"/>
             </w:pPr>
@@ -314,6 +323,7 @@
           </w:tcPr>
           <w:p>
             <w:pPr>
+              <w:keepNext w:val="false"/>
               <w:spacing w:after="40" w:before="0"/>
               <w:jc w:val="left"/>
             </w:pPr>
@@ -374,6 +384,7 @@
           </w:tcPr>
           <w:p>
             <w:pPr>
+              <w:keepNext w:val="false"/>
               <w:spacing w:after="40" w:before="0"/>
               <w:jc w:val="center"/>
             </w:pPr>
@@ -408,6 +419,7 @@
           </w:tcPr>
           <w:p>
             <w:pPr>
+              <w:keepNext w:val="false"/>
               <w:spacing w:after="40" w:before="0"/>
               <w:jc w:val="left"/>
             </w:pPr>
@@ -467,6 +479,7 @@
           </w:tcPr>
           <w:p>
             <w:pPr>
+              <w:keepNext/>
               <w:spacing w:after="40" w:before="0"/>
               <w:jc w:val="center"/>
             </w:pPr>
@@ -501,6 +514,7 @@
           </w:tcPr>
           <w:p>
             <w:pPr>
+              <w:keepNext/>
               <w:spacing w:after="40" w:before="0"/>
               <w:jc w:val="left"/>
             </w:pPr>
@@ -538,6 +552,7 @@
           </w:tcPr>
           <w:p>
             <w:pPr>
+              <w:keepNext w:val="false"/>
               <w:spacing w:after="40" w:before="0"/>
               <w:jc w:val="left"/>
             </w:pPr>
@@ -597,6 +612,7 @@
           </w:tcPr>
           <w:p>
             <w:pPr>
+              <w:keepNext/>
               <w:spacing w:after="40" w:before="0"/>
               <w:jc w:val="center"/>
             </w:pPr>
@@ -631,6 +647,7 @@
           </w:tcPr>
           <w:p>
             <w:pPr>
+              <w:keepNext/>
               <w:spacing w:after="40" w:before="0"/>
               <w:jc w:val="left"/>
             </w:pPr>
@@ -668,6 +685,7 @@
           </w:tcPr>
           <w:p>
             <w:pPr>
+              <w:keepNext w:val="false"/>
               <w:spacing w:after="40" w:before="0"/>
               <w:jc w:val="left"/>
             </w:pPr>
@@ -727,6 +745,7 @@
           </w:tcPr>
           <w:p>
             <w:pPr>
+              <w:keepNext/>
               <w:spacing w:after="40" w:before="0"/>
               <w:jc w:val="center"/>
             </w:pPr>
@@ -761,6 +780,7 @@
           </w:tcPr>
           <w:p>
             <w:pPr>
+              <w:keepNext/>
               <w:spacing w:after="40" w:before="0"/>
               <w:jc w:val="left"/>
             </w:pPr>
@@ -798,6 +818,7 @@
           </w:tcPr>
           <w:p>
             <w:pPr>
+              <w:keepNext w:val="false"/>
               <w:spacing w:after="40" w:before="0"/>
               <w:jc w:val="left"/>
             </w:pPr>
@@ -857,6 +878,7 @@
           </w:tcPr>
           <w:p>
             <w:pPr>
+              <w:keepNext/>
               <w:spacing w:after="40" w:before="0"/>
               <w:jc w:val="center"/>
             </w:pPr>
@@ -891,6 +913,7 @@
           </w:tcPr>
           <w:p>
             <w:pPr>
+              <w:keepNext/>
               <w:spacing w:after="40" w:before="0"/>
               <w:jc w:val="left"/>
             </w:pPr>
@@ -928,6 +951,7 @@
           </w:tcPr>
           <w:p>
             <w:pPr>
+              <w:keepNext w:val="false"/>
               <w:spacing w:after="40" w:before="0"/>
               <w:jc w:val="left"/>
             </w:pPr>
@@ -987,6 +1011,7 @@
           </w:tcPr>
           <w:p>
             <w:pPr>
+              <w:keepNext/>
               <w:spacing w:after="40" w:before="0"/>
               <w:jc w:val="center"/>
             </w:pPr>
@@ -1021,6 +1046,7 @@
           </w:tcPr>
           <w:p>
             <w:pPr>
+              <w:keepNext/>
               <w:spacing w:after="40" w:before="0"/>
               <w:jc w:val="left"/>
             </w:pPr>
@@ -1058,6 +1084,7 @@
           </w:tcPr>
           <w:p>
             <w:pPr>
+              <w:keepNext w:val="false"/>
               <w:spacing w:after="40" w:before="0"/>
               <w:jc w:val="left"/>
             </w:pPr>
@@ -1121,6 +1148,7 @@
           </w:tcPr>
           <w:p>
             <w:pPr>
+              <w:keepNext w:val="false"/>
               <w:spacing w:after="40" w:before="0"/>
               <w:jc w:val="center"/>
             </w:pPr>
@@ -1155,6 +1183,7 @@
           </w:tcPr>
           <w:p>
             <w:pPr>
+              <w:keepNext w:val="false"/>
               <w:spacing w:after="40" w:before="0"/>
               <w:jc w:val="left"/>
             </w:pPr>
@@ -1187,6 +1216,7 @@
           </w:tcPr>
           <w:p>
             <w:pPr>
+              <w:keepNext w:val="false"/>
               <w:spacing w:after="40" w:before="0"/>
               <w:jc w:val="left"/>
             </w:pPr>
@@ -1219,6 +1249,7 @@
           </w:tcPr>
           <w:p>
             <w:pPr>
+              <w:keepNext w:val="false"/>
               <w:spacing w:after="40" w:before="0"/>
               <w:jc w:val="left"/>
             </w:pPr>
@@ -1251,6 +1282,7 @@
           </w:tcPr>
           <w:p>
             <w:pPr>
+              <w:keepNext w:val="false"/>
               <w:spacing w:after="40" w:before="0"/>
               <w:jc w:val="left"/>
             </w:pPr>
@@ -1285,6 +1317,7 @@
           </w:tcPr>
           <w:p>
             <w:pPr>
+              <w:keepNext w:val="false"/>
               <w:spacing w:after="40" w:before="0"/>
               <w:jc w:val="left"/>
             </w:pPr>
@@ -1317,6 +1350,7 @@
           </w:tcPr>
           <w:p>
             <w:pPr>
+              <w:keepNext w:val="false"/>
               <w:spacing w:after="40" w:before="0"/>
               <w:jc w:val="left"/>
             </w:pPr>
@@ -1349,6 +1383,7 @@
           </w:tcPr>
           <w:p>
             <w:pPr>
+              <w:keepNext w:val="false"/>
               <w:spacing w:after="40" w:before="0"/>
               <w:jc w:val="left"/>
             </w:pPr>
@@ -1381,6 +1416,7 @@
           </w:tcPr>
           <w:p>
             <w:pPr>
+              <w:keepNext w:val="false"/>
               <w:spacing w:after="40" w:before="0"/>
               <w:jc w:val="left"/>
             </w:pPr>
@@ -1415,6 +1451,7 @@
           </w:tcPr>
           <w:p>
             <w:pPr>
+              <w:keepNext w:val="false"/>
               <w:spacing w:after="40" w:before="0"/>
               <w:jc w:val="left"/>
             </w:pPr>
@@ -1447,6 +1484,7 @@
           </w:tcPr>
           <w:p>
             <w:pPr>
+              <w:keepNext w:val="false"/>
               <w:spacing w:after="40" w:before="0"/>
               <w:jc w:val="left"/>
             </w:pPr>
@@ -1479,6 +1517,7 @@
           </w:tcPr>
           <w:p>
             <w:pPr>
+              <w:keepNext w:val="false"/>
               <w:spacing w:after="40" w:before="0"/>
               <w:jc w:val="left"/>
             </w:pPr>
@@ -1511,6 +1550,7 @@
           </w:tcPr>
           <w:p>
             <w:pPr>
+              <w:keepNext w:val="false"/>
               <w:spacing w:after="40" w:before="0"/>
               <w:jc w:val="left"/>
             </w:pPr>
@@ -1545,6 +1585,7 @@
           </w:tcPr>
           <w:p>
             <w:pPr>
+              <w:keepNext w:val="false"/>
               <w:spacing w:after="40" w:before="0"/>
               <w:jc w:val="left"/>
             </w:pPr>
@@ -1577,6 +1618,7 @@
           </w:tcPr>
           <w:p>
             <w:pPr>
+              <w:keepNext w:val="false"/>
               <w:spacing w:after="40" w:before="0"/>
               <w:jc w:val="left"/>
             </w:pPr>
@@ -1609,6 +1651,7 @@
           </w:tcPr>
           <w:p>
             <w:pPr>
+              <w:keepNext w:val="false"/>
               <w:spacing w:after="40" w:before="0"/>
               <w:jc w:val="left"/>
             </w:pPr>
@@ -1641,6 +1684,7 @@
           </w:tcPr>
           <w:p>
             <w:pPr>
+              <w:keepNext w:val="false"/>
               <w:spacing w:after="40" w:before="0"/>
               <w:jc w:val="left"/>
             </w:pPr>
@@ -1675,6 +1719,7 @@
           </w:tcPr>
           <w:p>
             <w:pPr>
+              <w:keepNext w:val="false"/>
               <w:spacing w:after="40" w:before="0"/>
               <w:jc w:val="left"/>
             </w:pPr>
@@ -1707,6 +1752,7 @@
           </w:tcPr>
           <w:p>
             <w:pPr>
+              <w:keepNext w:val="false"/>
               <w:spacing w:after="40" w:before="0"/>
               <w:jc w:val="left"/>
             </w:pPr>
@@ -1739,6 +1785,7 @@
           </w:tcPr>
           <w:p>
             <w:pPr>
+              <w:keepNext w:val="false"/>
               <w:spacing w:after="40" w:before="0"/>
               <w:jc w:val="left"/>
             </w:pPr>
@@ -1771,6 +1818,7 @@
           </w:tcPr>
           <w:p>
             <w:pPr>
+              <w:keepNext w:val="false"/>
               <w:spacing w:after="40" w:before="0"/>
               <w:jc w:val="left"/>
             </w:pPr>
@@ -1805,6 +1853,7 @@
           </w:tcPr>
           <w:p>
             <w:pPr>
+              <w:keepNext w:val="false"/>
               <w:spacing w:after="40" w:before="0"/>
               <w:jc w:val="left"/>
             </w:pPr>
@@ -1837,6 +1886,7 @@
           </w:tcPr>
           <w:p>
             <w:pPr>
+              <w:keepNext w:val="false"/>
               <w:spacing w:after="40" w:before="0"/>
               <w:jc w:val="left"/>
             </w:pPr>
@@ -1869,6 +1919,7 @@
           </w:tcPr>
           <w:p>
             <w:pPr>
+              <w:keepNext w:val="false"/>
               <w:spacing w:after="40" w:before="0"/>
               <w:jc w:val="left"/>
             </w:pPr>
@@ -1901,6 +1952,7 @@
           </w:tcPr>
           <w:p>
             <w:pPr>
+              <w:keepNext w:val="false"/>
               <w:spacing w:after="40" w:before="0"/>
               <w:jc w:val="left"/>
             </w:pPr>
@@ -2039,7 +2091,7 @@
         </w:rPr>
         <w:t xml:space="preserve">© 2026 SeaVuria and ARES. This work is licensed under a </w:t>
       </w:r>
-      <w:hyperlink w:history="1" r:id="rIdj9pu4012xp6chjdimzaay">
+      <w:hyperlink w:history="1" r:id="rIdp7-twlw3xo65fkbcuhptj">
         <w:r>
           <w:rPr>
             <w:rFonts w:ascii="Arial" w:cs="Arial" w:eastAsia="Arial" w:hAnsi="Arial"/>
@@ -2059,7 +2111,7 @@
         </w:rPr>
         <w:t xml:space="preserve"> (</w:t>
       </w:r>
-      <w:hyperlink w:history="1" r:id="rIdj39cso0pu3mawkg6ycwuc">
+      <w:hyperlink w:history="1" r:id="rIdiyhtikeg-msffjutar1hr">
         <w:r>
           <w:rPr>
             <w:rFonts w:ascii="Arial" w:cs="Arial" w:eastAsia="Arial" w:hAnsi="Arial"/>
@@ -2079,7 +2131,7 @@
         </w:rPr>
         <w:t xml:space="preserve">). To view a copy of this license, visit </w:t>
       </w:r>
-      <w:hyperlink w:history="1" r:id="rIder0bk-u1o8jynrxpl5ira">
+      <w:hyperlink w:history="1" r:id="rIdaeqcfocbhiylnjtzwwkg3">
         <w:r>
           <w:rPr>
             <w:rFonts w:ascii="Arial" w:cs="Arial" w:eastAsia="Arial" w:hAnsi="Arial"/>

--- a/data/outputs/v2/Essential_Mathematics/SS2.7_Volume_and_Capacity/Essential_Mathematics_Volume_and_Capacity_FinalExplanation.docx
+++ b/data/outputs/v2/Essential_Mathematics/SS2.7_Volume_and_Capacity/Essential_Mathematics_Volume_and_Capacity_FinalExplanation.docx
@@ -2091,7 +2091,7 @@
         </w:rPr>
         <w:t xml:space="preserve">© 2026 SeaVuria and ARES. This work is licensed under a </w:t>
       </w:r>
-      <w:hyperlink w:history="1" r:id="rIdp7-twlw3xo65fkbcuhptj">
+      <w:hyperlink w:history="1" r:id="rIde6htk5rvxwqltu6rpsvte">
         <w:r>
           <w:rPr>
             <w:rFonts w:ascii="Arial" w:cs="Arial" w:eastAsia="Arial" w:hAnsi="Arial"/>
@@ -2111,7 +2111,7 @@
         </w:rPr>
         <w:t xml:space="preserve"> (</w:t>
       </w:r>
-      <w:hyperlink w:history="1" r:id="rIdiyhtikeg-msffjutar1hr">
+      <w:hyperlink w:history="1" r:id="rIdsputibmwkeju1m37c6cm7">
         <w:r>
           <w:rPr>
             <w:rFonts w:ascii="Arial" w:cs="Arial" w:eastAsia="Arial" w:hAnsi="Arial"/>
@@ -2131,7 +2131,7 @@
         </w:rPr>
         <w:t xml:space="preserve">). To view a copy of this license, visit </w:t>
       </w:r>
-      <w:hyperlink w:history="1" r:id="rIdaeqcfocbhiylnjtzwwkg3">
+      <w:hyperlink w:history="1" r:id="rIduxcg5xbqx-xsqxvcwkzax">
         <w:r>
           <w:rPr>
             <w:rFonts w:ascii="Arial" w:cs="Arial" w:eastAsia="Arial" w:hAnsi="Arial"/>
